--- a/lessons/2-5/downloads/reveal/teacher/2.5-session-1-prerequisite-practice-b.docx
+++ b/lessons/2-5/downloads/reveal/teacher/2.5-session-1-prerequisite-practice-b.docx
@@ -15,10 +15,28 @@
         <w:rPr>
           <w:rFonts w:ascii="Avenir Next" w:hAnsi="Avenir Next" w:cs="Avenir Next" w:eastAsia="Avenir Next"/>
           <w:color w:val="1A1A1A"/>
+          <w:sz w:val="22"/>
+          <w:szCs w:val="20"/>
+        </w:rPr>
+        <w:t xml:space="preserve">Name</w:t>
+      </w:r>
+      <w:r>
+        <w:rPr>
+          <w:rFonts w:ascii="Avenir Next" w:hAnsi="Avenir Next" w:cs="Avenir Next" w:eastAsia="Avenir Next"/>
+          <w:color w:val="1A1A1A"/>
           <w:sz w:val="20"/>
           <w:szCs w:val="20"/>
         </w:rPr>
-        <w:t xml:space="preserve">Name</w:t>
+        <w:tab/>
+      </w:r>
+      <w:r>
+        <w:rPr>
+          <w:rFonts w:ascii="Avenir Next" w:hAnsi="Avenir Next" w:cs="Avenir Next" w:eastAsia="Avenir Next"/>
+          <w:color w:val="1A1A1A"/>
+          <w:sz w:val="22"/>
+          <w:szCs w:val="20"/>
+        </w:rPr>
+        <w:t xml:space="preserve">   Date</w:t>
       </w:r>
       <w:r>
         <w:rPr>
@@ -33,25 +51,7 @@
         <w:rPr>
           <w:rFonts w:ascii="Avenir Next" w:hAnsi="Avenir Next" w:cs="Avenir Next" w:eastAsia="Avenir Next"/>
           <w:color w:val="1A1A1A"/>
-          <w:sz w:val="20"/>
-          <w:szCs w:val="20"/>
-        </w:rPr>
-        <w:t xml:space="preserve">   Date</w:t>
-      </w:r>
-      <w:r>
-        <w:rPr>
-          <w:rFonts w:ascii="Avenir Next" w:hAnsi="Avenir Next" w:cs="Avenir Next" w:eastAsia="Avenir Next"/>
-          <w:color w:val="1A1A1A"/>
-          <w:sz w:val="20"/>
-          <w:szCs w:val="20"/>
-        </w:rPr>
-        <w:tab/>
-      </w:r>
-      <w:r>
-        <w:rPr>
-          <w:rFonts w:ascii="Avenir Next" w:hAnsi="Avenir Next" w:cs="Avenir Next" w:eastAsia="Avenir Next"/>
-          <w:color w:val="1A1A1A"/>
-          <w:sz w:val="20"/>
+          <w:sz w:val="22"/>
           <w:szCs w:val="20"/>
         </w:rPr>
         <w:t xml:space="preserve">   Period</w:t>
@@ -78,7 +78,7 @@
           <w:caps/>
           <w:color w:val="003A70"/>
           <w:spacing w:val="12"/>
-          <w:sz w:val="19"/>
+          <w:sz w:val="22"/>
           <w:szCs w:val="19"/>
         </w:rPr>
         <w:t xml:space="preserve">Lesson 2-5  ·  Session 1  ·  Prerequisite Practice B  ·  Skill 1 of 2</w:t>
@@ -86,6 +86,7 @@
     </w:p>
     <w:p>
       <w:pPr>
+        <w:pStyle w:val="Heading1"/>
         <w:keepNext/>
         <w:spacing w:before="0" w:after="10" w:line="240" w:lineRule="auto"/>
       </w:pPr>
@@ -111,7 +112,7 @@
         <w:rPr>
           <w:rFonts w:ascii="Avenir Next" w:hAnsi="Avenir Next" w:cs="Avenir Next" w:eastAsia="Avenir Next"/>
           <w:color w:val="5A5F66"/>
-          <w:sz w:val="17"/>
+          <w:sz w:val="22"/>
           <w:szCs w:val="17"/>
         </w:rPr>
         <w:t xml:space="preserve">Builds on Lesson 2-4 Session 1 · 6.SP.B.4</w:t>
@@ -154,6 +155,7 @@
           </w:tcPr>
           <w:p>
             <w:pPr>
+              <w:pStyle w:val="Heading2"/>
               <w:spacing w:before="0" w:after="0" w:line="252" w:lineRule="auto"/>
             </w:pPr>
             <w:r>
@@ -183,7 +185,7 @@
               <w:rPr>
                 <w:rFonts w:ascii="Avenir Next" w:hAnsi="Avenir Next" w:cs="Avenir Next" w:eastAsia="Avenir Next"/>
                 <w:color w:val="1A1A1A"/>
-                <w:sz w:val="20"/>
+                <w:sz w:val="22"/>
                 <w:szCs w:val="20"/>
               </w:rPr>
               <w:t xml:space="preserve">Camp hikes give seven distances. You need Q1 and Q3 before you find the IQR.</w:t>
@@ -203,6 +205,7 @@
           </w:tcPr>
           <w:p>
             <w:pPr>
+              <w:pStyle w:val="Heading2"/>
               <w:spacing w:before="0" w:after="0" w:line="252" w:lineRule="auto"/>
             </w:pPr>
             <w:r>
@@ -232,7 +235,7 @@
               <w:rPr>
                 <w:rFonts w:ascii="Avenir Next" w:hAnsi="Avenir Next" w:cs="Avenir Next" w:eastAsia="Avenir Next"/>
                 <w:color w:val="1A1A1A"/>
-                <w:sz w:val="20"/>
+                <w:sz w:val="22"/>
                 <w:szCs w:val="20"/>
               </w:rPr>
               <w:t xml:space="preserve">Find the middle of the lower half and of the upper half.  </w:t>
@@ -242,7 +245,7 @@
                 <w:rFonts w:ascii="Avenir Next" w:hAnsi="Avenir Next" w:cs="Avenir Next" w:eastAsia="Avenir Next"/>
                 <w:b/>
                 <w:color w:val="1A1A1A"/>
-                <w:sz w:val="20"/>
+                <w:sz w:val="22"/>
                 <w:szCs w:val="20"/>
               </w:rPr>
               <w:t xml:space="preserve">You will use it in Practice Form A, problems 1 and 3.</w:t>
@@ -253,6 +256,7 @@
     </w:tbl>
     <w:p>
       <w:pPr>
+        <w:pStyle w:val="Heading2"/>
         <w:keepNext/>
         <w:pBdr>
           <w:bottom w:val="single" w:sz="8" w:space="3" w:color="003A70"/>
@@ -268,7 +272,7 @@
           <w:b/>
           <w:color w:val="003A70"/>
           <w:spacing w:val="14"/>
-          <w:sz w:val="19"/>
+          <w:sz w:val="22"/>
           <w:szCs w:val="19"/>
         </w:rPr>
         <w:t xml:space="preserve">STEPS TO FOLLOW</w:t>
@@ -287,7 +291,7 @@
           <w:rFonts w:ascii="Avenir Next" w:hAnsi="Avenir Next" w:cs="Avenir Next" w:eastAsia="Avenir Next"/>
           <w:i/>
           <w:color w:val="5A5F66"/>
-          <w:sz w:val="17"/>
+          <w:sz w:val="22"/>
           <w:szCs w:val="17"/>
         </w:rPr>
         <w:t xml:space="preserve">use these same steps on every problem</w:t>
@@ -329,6 +333,7 @@
           </w:tcPr>
           <w:p>
             <w:pPr>
+              <w:pStyle w:val="Heading1"/>
               <w:spacing w:before="0" w:after="0" w:line="240" w:lineRule="auto"/>
               <w:jc w:val="center"/>
             </w:pPr>
@@ -358,7 +363,7 @@
                 <w:rFonts w:ascii="Avenir Next" w:hAnsi="Avenir Next" w:cs="Avenir Next" w:eastAsia="Avenir Next"/>
                 <w:b/>
                 <w:color w:val="1A1A1A"/>
-                <w:sz w:val="21"/>
+                <w:sz w:val="22"/>
                 <w:szCs w:val="21"/>
               </w:rPr>
               <w:t xml:space="preserve">Order</w:t>
@@ -367,7 +372,7 @@
               <w:rPr>
                 <w:rFonts w:ascii="Avenir Next" w:hAnsi="Avenir Next" w:cs="Avenir Next" w:eastAsia="Avenir Next"/>
                 <w:color w:val="1A1A1A"/>
-                <w:sz w:val="21"/>
+                <w:sz w:val="22"/>
                 <w:szCs w:val="21"/>
               </w:rPr>
               <w:t xml:space="preserve"> the data and find the median.</w:t>
@@ -386,6 +391,7 @@
           </w:tcPr>
           <w:p>
             <w:pPr>
+              <w:pStyle w:val="Heading1"/>
               <w:spacing w:before="0" w:after="0" w:line="240" w:lineRule="auto"/>
               <w:jc w:val="center"/>
             </w:pPr>
@@ -414,7 +420,7 @@
               <w:rPr>
                 <w:rFonts w:ascii="Avenir Next" w:hAnsi="Avenir Next" w:cs="Avenir Next" w:eastAsia="Avenir Next"/>
                 <w:color w:val="1A1A1A"/>
-                <w:sz w:val="21"/>
+                <w:sz w:val="22"/>
                 <w:szCs w:val="21"/>
               </w:rPr>
               <w:t xml:space="preserve">Split into a </w:t>
@@ -424,7 +430,7 @@
                 <w:rFonts w:ascii="Avenir Next" w:hAnsi="Avenir Next" w:cs="Avenir Next" w:eastAsia="Avenir Next"/>
                 <w:b/>
                 <w:color w:val="1A1A1A"/>
-                <w:sz w:val="21"/>
+                <w:sz w:val="22"/>
                 <w:szCs w:val="21"/>
               </w:rPr>
               <w:t xml:space="preserve">lower</w:t>
@@ -433,7 +439,7 @@
               <w:rPr>
                 <w:rFonts w:ascii="Avenir Next" w:hAnsi="Avenir Next" w:cs="Avenir Next" w:eastAsia="Avenir Next"/>
                 <w:color w:val="1A1A1A"/>
-                <w:sz w:val="21"/>
+                <w:sz w:val="22"/>
                 <w:szCs w:val="21"/>
               </w:rPr>
               <w:t xml:space="preserve"> half and an upper half.</w:t>
@@ -452,6 +458,7 @@
           </w:tcPr>
           <w:p>
             <w:pPr>
+              <w:pStyle w:val="Heading1"/>
               <w:spacing w:before="0" w:after="0" w:line="240" w:lineRule="auto"/>
               <w:jc w:val="center"/>
             </w:pPr>
@@ -480,7 +487,7 @@
               <w:rPr>
                 <w:rFonts w:ascii="Avenir Next" w:hAnsi="Avenir Next" w:cs="Avenir Next" w:eastAsia="Avenir Next"/>
                 <w:color w:val="1A1A1A"/>
-                <w:sz w:val="21"/>
+                <w:sz w:val="22"/>
                 <w:szCs w:val="21"/>
               </w:rPr>
               <w:t xml:space="preserve">Q1 = middle of the lower half. </w:t>
@@ -490,7 +497,7 @@
                 <w:rFonts w:ascii="Avenir Next" w:hAnsi="Avenir Next" w:cs="Avenir Next" w:eastAsia="Avenir Next"/>
                 <w:b/>
                 <w:color w:val="1A1A1A"/>
-                <w:sz w:val="21"/>
+                <w:sz w:val="22"/>
                 <w:szCs w:val="21"/>
               </w:rPr>
               <w:t xml:space="preserve">Q3</w:t>
@@ -499,7 +506,7 @@
               <w:rPr>
                 <w:rFonts w:ascii="Avenir Next" w:hAnsi="Avenir Next" w:cs="Avenir Next" w:eastAsia="Avenir Next"/>
                 <w:color w:val="1A1A1A"/>
-                <w:sz w:val="21"/>
+                <w:sz w:val="22"/>
                 <w:szCs w:val="21"/>
               </w:rPr>
               <w:t xml:space="preserve"> = middle of the upper.</w:t>
@@ -510,6 +517,7 @@
     </w:tbl>
     <w:p>
       <w:pPr>
+        <w:pStyle w:val="Heading2"/>
         <w:keepNext/>
         <w:pBdr>
           <w:bottom w:val="single" w:sz="8" w:space="3" w:color="003A70"/>
@@ -525,7 +533,7 @@
           <w:b/>
           <w:color w:val="003A70"/>
           <w:spacing w:val="14"/>
-          <w:sz w:val="19"/>
+          <w:sz w:val="22"/>
           <w:szCs w:val="19"/>
         </w:rPr>
         <w:t xml:space="preserve">WATCH ME</w:t>
@@ -544,7 +552,7 @@
           <w:rFonts w:ascii="Avenir Next" w:hAnsi="Avenir Next" w:cs="Avenir Next" w:eastAsia="Avenir Next"/>
           <w:i/>
           <w:color w:val="5A5F66"/>
-          <w:sz w:val="17"/>
+          <w:sz w:val="22"/>
           <w:szCs w:val="17"/>
         </w:rPr>
         <w:t xml:space="preserve">the steps in action</w:t>
@@ -559,7 +567,7 @@
           <w:rFonts w:ascii="Avenir Next" w:hAnsi="Avenir Next" w:cs="Avenir Next" w:eastAsia="Avenir Next"/>
           <w:b/>
           <w:color w:val="1A1A1A"/>
-          <w:sz w:val="21"/>
+          <w:sz w:val="22"/>
           <w:szCs w:val="21"/>
         </w:rPr>
         <w:t xml:space="preserve">Find Q1 and Q3 for 12, 5, 20, 9, 15, 25, 18.</w:t>
@@ -578,25 +586,25 @@
           <w:rFonts w:ascii="Avenir Next" w:hAnsi="Avenir Next" w:cs="Avenir Next" w:eastAsia="Avenir Next"/>
           <w:b/>
           <w:color w:val="003A70"/>
+          <w:sz w:val="22"/>
+          <w:szCs w:val="19"/>
+        </w:rPr>
+        <w:t xml:space="preserve">Step 1</w:t>
+      </w:r>
+      <w:r>
+        <w:rPr>
+          <w:rFonts w:ascii="Avenir Next" w:hAnsi="Avenir Next" w:cs="Avenir Next" w:eastAsia="Avenir Next"/>
+          <w:color w:val="1A1A1A"/>
           <w:sz w:val="19"/>
           <w:szCs w:val="19"/>
         </w:rPr>
-        <w:t xml:space="preserve">Step 1</w:t>
-      </w:r>
-      <w:r>
-        <w:rPr>
-          <w:rFonts w:ascii="Avenir Next" w:hAnsi="Avenir Next" w:cs="Avenir Next" w:eastAsia="Avenir Next"/>
-          <w:color w:val="1A1A1A"/>
-          <w:sz w:val="19"/>
-          <w:szCs w:val="19"/>
-        </w:rPr>
         <w:tab/>
       </w:r>
       <w:r>
         <w:rPr>
           <w:rFonts w:ascii="Avenir Next" w:hAnsi="Avenir Next" w:cs="Avenir Next" w:eastAsia="Avenir Next"/>
           <w:color w:val="1A1A1A"/>
-          <w:sz w:val="21"/>
+          <w:sz w:val="22"/>
           <w:szCs w:val="21"/>
         </w:rPr>
         <w:t xml:space="preserve">5, 9, 12, 15, 18, 20, 25. The median is 15.</w:t>
@@ -615,25 +623,25 @@
           <w:rFonts w:ascii="Avenir Next" w:hAnsi="Avenir Next" w:cs="Avenir Next" w:eastAsia="Avenir Next"/>
           <w:b/>
           <w:color w:val="003A70"/>
+          <w:sz w:val="22"/>
+          <w:szCs w:val="19"/>
+        </w:rPr>
+        <w:t xml:space="preserve">Step 2</w:t>
+      </w:r>
+      <w:r>
+        <w:rPr>
+          <w:rFonts w:ascii="Avenir Next" w:hAnsi="Avenir Next" w:cs="Avenir Next" w:eastAsia="Avenir Next"/>
+          <w:color w:val="1A1A1A"/>
           <w:sz w:val="19"/>
           <w:szCs w:val="19"/>
         </w:rPr>
-        <w:t xml:space="preserve">Step 2</w:t>
-      </w:r>
-      <w:r>
-        <w:rPr>
-          <w:rFonts w:ascii="Avenir Next" w:hAnsi="Avenir Next" w:cs="Avenir Next" w:eastAsia="Avenir Next"/>
-          <w:color w:val="1A1A1A"/>
-          <w:sz w:val="19"/>
-          <w:szCs w:val="19"/>
-        </w:rPr>
         <w:tab/>
       </w:r>
       <w:r>
         <w:rPr>
           <w:rFonts w:ascii="Avenir Next" w:hAnsi="Avenir Next" w:cs="Avenir Next" w:eastAsia="Avenir Next"/>
           <w:color w:val="1A1A1A"/>
-          <w:sz w:val="21"/>
+          <w:sz w:val="22"/>
           <w:szCs w:val="21"/>
         </w:rPr>
         <w:t xml:space="preserve">Lower half: 5, 9, 12. Upper half: 18, 20, 25.</w:t>
@@ -652,25 +660,25 @@
           <w:rFonts w:ascii="Avenir Next" w:hAnsi="Avenir Next" w:cs="Avenir Next" w:eastAsia="Avenir Next"/>
           <w:b/>
           <w:color w:val="003A70"/>
+          <w:sz w:val="22"/>
+          <w:szCs w:val="19"/>
+        </w:rPr>
+        <w:t xml:space="preserve">Step 3</w:t>
+      </w:r>
+      <w:r>
+        <w:rPr>
+          <w:rFonts w:ascii="Avenir Next" w:hAnsi="Avenir Next" w:cs="Avenir Next" w:eastAsia="Avenir Next"/>
+          <w:color w:val="1A1A1A"/>
           <w:sz w:val="19"/>
           <w:szCs w:val="19"/>
         </w:rPr>
-        <w:t xml:space="preserve">Step 3</w:t>
-      </w:r>
-      <w:r>
-        <w:rPr>
-          <w:rFonts w:ascii="Avenir Next" w:hAnsi="Avenir Next" w:cs="Avenir Next" w:eastAsia="Avenir Next"/>
-          <w:color w:val="1A1A1A"/>
-          <w:sz w:val="19"/>
-          <w:szCs w:val="19"/>
-        </w:rPr>
         <w:tab/>
       </w:r>
       <w:r>
         <w:rPr>
           <w:rFonts w:ascii="Avenir Next" w:hAnsi="Avenir Next" w:cs="Avenir Next" w:eastAsia="Avenir Next"/>
           <w:color w:val="1A1A1A"/>
-          <w:sz w:val="21"/>
+          <w:sz w:val="22"/>
           <w:szCs w:val="21"/>
         </w:rPr>
         <w:t xml:space="preserve">Q1 = 9. Q3 = 20.</w:t>
@@ -689,18 +697,18 @@
           <w:rFonts w:ascii="Avenir Next" w:hAnsi="Avenir Next" w:cs="Avenir Next" w:eastAsia="Avenir Next"/>
           <w:b/>
           <w:color w:val="1A1A1A"/>
+          <w:sz w:val="22"/>
+          <w:szCs w:val="21"/>
+        </w:rPr>
+        <w:t xml:space="preserve">Answer</w:t>
+      </w:r>
+      <w:r>
+        <w:rPr>
+          <w:rFonts w:ascii="Avenir Next" w:hAnsi="Avenir Next" w:cs="Avenir Next" w:eastAsia="Avenir Next"/>
+          <w:color w:val="1A1A1A"/>
           <w:sz w:val="21"/>
           <w:szCs w:val="21"/>
         </w:rPr>
-        <w:t xml:space="preserve">Answer</w:t>
-      </w:r>
-      <w:r>
-        <w:rPr>
-          <w:rFonts w:ascii="Avenir Next" w:hAnsi="Avenir Next" w:cs="Avenir Next" w:eastAsia="Avenir Next"/>
-          <w:color w:val="1A1A1A"/>
-          <w:sz w:val="21"/>
-          <w:szCs w:val="21"/>
-        </w:rPr>
         <w:tab/>
       </w:r>
       <w:r>
@@ -708,7 +716,7 @@
           <w:rFonts w:ascii="Avenir Next" w:hAnsi="Avenir Next" w:cs="Avenir Next" w:eastAsia="Avenir Next"/>
           <w:b/>
           <w:color w:val="1A1A1A"/>
-          <w:sz w:val="21"/>
+          <w:sz w:val="22"/>
           <w:szCs w:val="21"/>
         </w:rPr>
         <w:t xml:space="preserve">Q1 = 9, Q3 = 20</w:t>
@@ -716,6 +724,7 @@
     </w:p>
     <w:p>
       <w:pPr>
+        <w:pStyle w:val="Heading2"/>
         <w:keepNext/>
         <w:pBdr>
           <w:bottom w:val="single" w:sz="8" w:space="3" w:color="003A70"/>
@@ -731,7 +740,7 @@
           <w:b/>
           <w:color w:val="003A70"/>
           <w:spacing w:val="14"/>
-          <w:sz w:val="19"/>
+          <w:sz w:val="22"/>
           <w:szCs w:val="19"/>
         </w:rPr>
         <w:t xml:space="preserve">TRY IT WITH HELP</w:t>
@@ -750,7 +759,7 @@
           <w:rFonts w:ascii="Avenir Next" w:hAnsi="Avenir Next" w:cs="Avenir Next" w:eastAsia="Avenir Next"/>
           <w:i/>
           <w:color w:val="5A5F66"/>
-          <w:sz w:val="17"/>
+          <w:sz w:val="22"/>
           <w:szCs w:val="17"/>
         </w:rPr>
         <w:t xml:space="preserve">fill in each step</w:t>
@@ -808,35 +817,35 @@
           <w:rFonts w:ascii="Avenir Next" w:hAnsi="Avenir Next" w:cs="Avenir Next" w:eastAsia="Avenir Next"/>
           <w:b/>
           <w:color w:val="003A70"/>
+          <w:sz w:val="22"/>
+          <w:szCs w:val="18"/>
+        </w:rPr>
+        <w:t xml:space="preserve">Step 1</w:t>
+      </w:r>
+      <w:r>
+        <w:rPr>
+          <w:rFonts w:ascii="Avenir Next" w:hAnsi="Avenir Next" w:cs="Avenir Next" w:eastAsia="Avenir Next"/>
+          <w:color w:val="1A1A1A"/>
           <w:sz w:val="18"/>
           <w:szCs w:val="18"/>
         </w:rPr>
-        <w:t xml:space="preserve">Step 1</w:t>
-      </w:r>
-      <w:r>
-        <w:rPr>
-          <w:rFonts w:ascii="Avenir Next" w:hAnsi="Avenir Next" w:cs="Avenir Next" w:eastAsia="Avenir Next"/>
-          <w:color w:val="1A1A1A"/>
-          <w:sz w:val="18"/>
-          <w:szCs w:val="18"/>
-        </w:rPr>
         <w:tab/>
       </w:r>
       <w:r>
         <w:rPr>
           <w:rFonts w:ascii="Avenir Next" w:hAnsi="Avenir Next" w:cs="Avenir Next" w:eastAsia="Avenir Next"/>
           <w:color w:val="1A1A1A"/>
+          <w:sz w:val="22"/>
+          <w:szCs w:val="21"/>
+        </w:rPr>
+        <w:t xml:space="preserve">The median is </w:t>
+      </w:r>
+      <w:r>
+        <w:rPr>
+          <w:rFonts w:ascii="Avenir Next" w:hAnsi="Avenir Next" w:cs="Avenir Next" w:eastAsia="Avenir Next"/>
+          <w:color w:val="1A1A1A"/>
           <w:sz w:val="21"/>
           <w:szCs w:val="21"/>
-        </w:rPr>
-        <w:t xml:space="preserve">The median is </w:t>
-      </w:r>
-      <w:r>
-        <w:rPr>
-          <w:rFonts w:ascii="Avenir Next" w:hAnsi="Avenir Next" w:cs="Avenir Next" w:eastAsia="Avenir Next"/>
-          <w:color w:val="1A1A1A"/>
-          <w:sz w:val="21"/>
-          <w:szCs w:val="21"/>
           <w:u w:val="single"/>
         </w:rPr>
         <w:t xml:space="preserve">                </w:t>
@@ -845,7 +854,7 @@
         <w:rPr>
           <w:rFonts w:ascii="Avenir Next" w:hAnsi="Avenir Next" w:cs="Avenir Next" w:eastAsia="Avenir Next"/>
           <w:color w:val="1A1A1A"/>
-          <w:sz w:val="21"/>
+          <w:sz w:val="22"/>
           <w:szCs w:val="21"/>
         </w:rPr>
         <w:t xml:space="preserve">.</w:t>
@@ -865,35 +874,35 @@
           <w:rFonts w:ascii="Avenir Next" w:hAnsi="Avenir Next" w:cs="Avenir Next" w:eastAsia="Avenir Next"/>
           <w:b/>
           <w:color w:val="003A70"/>
+          <w:sz w:val="22"/>
+          <w:szCs w:val="18"/>
+        </w:rPr>
+        <w:t xml:space="preserve">Step 2</w:t>
+      </w:r>
+      <w:r>
+        <w:rPr>
+          <w:rFonts w:ascii="Avenir Next" w:hAnsi="Avenir Next" w:cs="Avenir Next" w:eastAsia="Avenir Next"/>
+          <w:color w:val="1A1A1A"/>
           <w:sz w:val="18"/>
           <w:szCs w:val="18"/>
         </w:rPr>
-        <w:t xml:space="preserve">Step 2</w:t>
-      </w:r>
-      <w:r>
-        <w:rPr>
-          <w:rFonts w:ascii="Avenir Next" w:hAnsi="Avenir Next" w:cs="Avenir Next" w:eastAsia="Avenir Next"/>
-          <w:color w:val="1A1A1A"/>
-          <w:sz w:val="18"/>
-          <w:szCs w:val="18"/>
-        </w:rPr>
         <w:tab/>
       </w:r>
       <w:r>
         <w:rPr>
           <w:rFonts w:ascii="Avenir Next" w:hAnsi="Avenir Next" w:cs="Avenir Next" w:eastAsia="Avenir Next"/>
           <w:color w:val="1A1A1A"/>
+          <w:sz w:val="22"/>
+          <w:szCs w:val="21"/>
+        </w:rPr>
+        <w:t xml:space="preserve">Lower half: </w:t>
+      </w:r>
+      <w:r>
+        <w:rPr>
+          <w:rFonts w:ascii="Avenir Next" w:hAnsi="Avenir Next" w:cs="Avenir Next" w:eastAsia="Avenir Next"/>
+          <w:color w:val="1A1A1A"/>
           <w:sz w:val="21"/>
           <w:szCs w:val="21"/>
-        </w:rPr>
-        <w:t xml:space="preserve">Lower half: </w:t>
-      </w:r>
-      <w:r>
-        <w:rPr>
-          <w:rFonts w:ascii="Avenir Next" w:hAnsi="Avenir Next" w:cs="Avenir Next" w:eastAsia="Avenir Next"/>
-          <w:color w:val="1A1A1A"/>
-          <w:sz w:val="21"/>
-          <w:szCs w:val="21"/>
           <w:u w:val="single"/>
         </w:rPr>
         <w:t xml:space="preserve">                </w:t>
@@ -902,7 +911,7 @@
         <w:rPr>
           <w:rFonts w:ascii="Avenir Next" w:hAnsi="Avenir Next" w:cs="Avenir Next" w:eastAsia="Avenir Next"/>
           <w:color w:val="1A1A1A"/>
-          <w:sz w:val="21"/>
+          <w:sz w:val="22"/>
           <w:szCs w:val="21"/>
         </w:rPr>
         <w:t xml:space="preserve">.</w:t>
@@ -922,28 +931,47 @@
           <w:rFonts w:ascii="Avenir Next" w:hAnsi="Avenir Next" w:cs="Avenir Next" w:eastAsia="Avenir Next"/>
           <w:b/>
           <w:color w:val="003A70"/>
+          <w:sz w:val="22"/>
+          <w:szCs w:val="18"/>
+        </w:rPr>
+        <w:t xml:space="preserve">Step 3</w:t>
+      </w:r>
+      <w:r>
+        <w:rPr>
+          <w:rFonts w:ascii="Avenir Next" w:hAnsi="Avenir Next" w:cs="Avenir Next" w:eastAsia="Avenir Next"/>
+          <w:color w:val="1A1A1A"/>
           <w:sz w:val="18"/>
           <w:szCs w:val="18"/>
         </w:rPr>
-        <w:t xml:space="preserve">Step 3</w:t>
-      </w:r>
-      <w:r>
-        <w:rPr>
-          <w:rFonts w:ascii="Avenir Next" w:hAnsi="Avenir Next" w:cs="Avenir Next" w:eastAsia="Avenir Next"/>
-          <w:color w:val="1A1A1A"/>
-          <w:sz w:val="18"/>
-          <w:szCs w:val="18"/>
-        </w:rPr>
         <w:tab/>
       </w:r>
       <w:r>
         <w:rPr>
           <w:rFonts w:ascii="Avenir Next" w:hAnsi="Avenir Next" w:cs="Avenir Next" w:eastAsia="Avenir Next"/>
           <w:color w:val="1A1A1A"/>
+          <w:sz w:val="22"/>
+          <w:szCs w:val="21"/>
+        </w:rPr>
+        <w:t xml:space="preserve">Q1 = </w:t>
+      </w:r>
+      <w:r>
+        <w:rPr>
+          <w:rFonts w:ascii="Avenir Next" w:hAnsi="Avenir Next" w:cs="Avenir Next" w:eastAsia="Avenir Next"/>
+          <w:color w:val="1A1A1A"/>
           <w:sz w:val="21"/>
           <w:szCs w:val="21"/>
-        </w:rPr>
-        <w:t xml:space="preserve">Q1 = </w:t>
+          <w:u w:val="single"/>
+        </w:rPr>
+        <w:t xml:space="preserve">                </w:t>
+      </w:r>
+      <w:r>
+        <w:rPr>
+          <w:rFonts w:ascii="Avenir Next" w:hAnsi="Avenir Next" w:cs="Avenir Next" w:eastAsia="Avenir Next"/>
+          <w:color w:val="1A1A1A"/>
+          <w:sz w:val="22"/>
+          <w:szCs w:val="21"/>
+        </w:rPr>
+        <w:t xml:space="preserve">. Q3 = </w:t>
       </w:r>
       <w:r>
         <w:rPr>
@@ -959,26 +987,7 @@
         <w:rPr>
           <w:rFonts w:ascii="Avenir Next" w:hAnsi="Avenir Next" w:cs="Avenir Next" w:eastAsia="Avenir Next"/>
           <w:color w:val="1A1A1A"/>
-          <w:sz w:val="21"/>
-          <w:szCs w:val="21"/>
-        </w:rPr>
-        <w:t xml:space="preserve">. Q3 = </w:t>
-      </w:r>
-      <w:r>
-        <w:rPr>
-          <w:rFonts w:ascii="Avenir Next" w:hAnsi="Avenir Next" w:cs="Avenir Next" w:eastAsia="Avenir Next"/>
-          <w:color w:val="1A1A1A"/>
-          <w:sz w:val="21"/>
-          <w:szCs w:val="21"/>
-          <w:u w:val="single"/>
-        </w:rPr>
-        <w:t xml:space="preserve">                </w:t>
-      </w:r>
-      <w:r>
-        <w:rPr>
-          <w:rFonts w:ascii="Avenir Next" w:hAnsi="Avenir Next" w:cs="Avenir Next" w:eastAsia="Avenir Next"/>
-          <w:color w:val="1A1A1A"/>
-          <w:sz w:val="21"/>
+          <w:sz w:val="22"/>
           <w:szCs w:val="21"/>
         </w:rPr>
         <w:t xml:space="preserve">.</w:t>
@@ -1041,35 +1050,35 @@
           <w:rFonts w:ascii="Avenir Next" w:hAnsi="Avenir Next" w:cs="Avenir Next" w:eastAsia="Avenir Next"/>
           <w:b/>
           <w:color w:val="003A70"/>
+          <w:sz w:val="22"/>
+          <w:szCs w:val="18"/>
+        </w:rPr>
+        <w:t xml:space="preserve">Step 1</w:t>
+      </w:r>
+      <w:r>
+        <w:rPr>
+          <w:rFonts w:ascii="Avenir Next" w:hAnsi="Avenir Next" w:cs="Avenir Next" w:eastAsia="Avenir Next"/>
+          <w:color w:val="1A1A1A"/>
           <w:sz w:val="18"/>
           <w:szCs w:val="18"/>
         </w:rPr>
-        <w:t xml:space="preserve">Step 1</w:t>
-      </w:r>
-      <w:r>
-        <w:rPr>
-          <w:rFonts w:ascii="Avenir Next" w:hAnsi="Avenir Next" w:cs="Avenir Next" w:eastAsia="Avenir Next"/>
-          <w:color w:val="1A1A1A"/>
-          <w:sz w:val="18"/>
-          <w:szCs w:val="18"/>
-        </w:rPr>
         <w:tab/>
       </w:r>
       <w:r>
         <w:rPr>
           <w:rFonts w:ascii="Avenir Next" w:hAnsi="Avenir Next" w:cs="Avenir Next" w:eastAsia="Avenir Next"/>
           <w:color w:val="1A1A1A"/>
+          <w:sz w:val="22"/>
+          <w:szCs w:val="21"/>
+        </w:rPr>
+        <w:t xml:space="preserve">The median is </w:t>
+      </w:r>
+      <w:r>
+        <w:rPr>
+          <w:rFonts w:ascii="Avenir Next" w:hAnsi="Avenir Next" w:cs="Avenir Next" w:eastAsia="Avenir Next"/>
+          <w:color w:val="1A1A1A"/>
           <w:sz w:val="21"/>
           <w:szCs w:val="21"/>
-        </w:rPr>
-        <w:t xml:space="preserve">The median is </w:t>
-      </w:r>
-      <w:r>
-        <w:rPr>
-          <w:rFonts w:ascii="Avenir Next" w:hAnsi="Avenir Next" w:cs="Avenir Next" w:eastAsia="Avenir Next"/>
-          <w:color w:val="1A1A1A"/>
-          <w:sz w:val="21"/>
-          <w:szCs w:val="21"/>
           <w:u w:val="single"/>
         </w:rPr>
         <w:t xml:space="preserve">                </w:t>
@@ -1078,7 +1087,7 @@
         <w:rPr>
           <w:rFonts w:ascii="Avenir Next" w:hAnsi="Avenir Next" w:cs="Avenir Next" w:eastAsia="Avenir Next"/>
           <w:color w:val="1A1A1A"/>
-          <w:sz w:val="21"/>
+          <w:sz w:val="22"/>
           <w:szCs w:val="21"/>
         </w:rPr>
         <w:t xml:space="preserve">.</w:t>
@@ -1098,35 +1107,35 @@
           <w:rFonts w:ascii="Avenir Next" w:hAnsi="Avenir Next" w:cs="Avenir Next" w:eastAsia="Avenir Next"/>
           <w:b/>
           <w:color w:val="003A70"/>
+          <w:sz w:val="22"/>
+          <w:szCs w:val="18"/>
+        </w:rPr>
+        <w:t xml:space="preserve">Step 2</w:t>
+      </w:r>
+      <w:r>
+        <w:rPr>
+          <w:rFonts w:ascii="Avenir Next" w:hAnsi="Avenir Next" w:cs="Avenir Next" w:eastAsia="Avenir Next"/>
+          <w:color w:val="1A1A1A"/>
           <w:sz w:val="18"/>
           <w:szCs w:val="18"/>
         </w:rPr>
-        <w:t xml:space="preserve">Step 2</w:t>
-      </w:r>
-      <w:r>
-        <w:rPr>
-          <w:rFonts w:ascii="Avenir Next" w:hAnsi="Avenir Next" w:cs="Avenir Next" w:eastAsia="Avenir Next"/>
-          <w:color w:val="1A1A1A"/>
-          <w:sz w:val="18"/>
-          <w:szCs w:val="18"/>
-        </w:rPr>
         <w:tab/>
       </w:r>
       <w:r>
         <w:rPr>
           <w:rFonts w:ascii="Avenir Next" w:hAnsi="Avenir Next" w:cs="Avenir Next" w:eastAsia="Avenir Next"/>
           <w:color w:val="1A1A1A"/>
+          <w:sz w:val="22"/>
+          <w:szCs w:val="21"/>
+        </w:rPr>
+        <w:t xml:space="preserve">Lower half: </w:t>
+      </w:r>
+      <w:r>
+        <w:rPr>
+          <w:rFonts w:ascii="Avenir Next" w:hAnsi="Avenir Next" w:cs="Avenir Next" w:eastAsia="Avenir Next"/>
+          <w:color w:val="1A1A1A"/>
           <w:sz w:val="21"/>
           <w:szCs w:val="21"/>
-        </w:rPr>
-        <w:t xml:space="preserve">Lower half: </w:t>
-      </w:r>
-      <w:r>
-        <w:rPr>
-          <w:rFonts w:ascii="Avenir Next" w:hAnsi="Avenir Next" w:cs="Avenir Next" w:eastAsia="Avenir Next"/>
-          <w:color w:val="1A1A1A"/>
-          <w:sz w:val="21"/>
-          <w:szCs w:val="21"/>
           <w:u w:val="single"/>
         </w:rPr>
         <w:t xml:space="preserve">                </w:t>
@@ -1135,7 +1144,7 @@
         <w:rPr>
           <w:rFonts w:ascii="Avenir Next" w:hAnsi="Avenir Next" w:cs="Avenir Next" w:eastAsia="Avenir Next"/>
           <w:color w:val="1A1A1A"/>
-          <w:sz w:val="21"/>
+          <w:sz w:val="22"/>
           <w:szCs w:val="21"/>
         </w:rPr>
         <w:t xml:space="preserve">.</w:t>
@@ -1155,28 +1164,47 @@
           <w:rFonts w:ascii="Avenir Next" w:hAnsi="Avenir Next" w:cs="Avenir Next" w:eastAsia="Avenir Next"/>
           <w:b/>
           <w:color w:val="003A70"/>
+          <w:sz w:val="22"/>
+          <w:szCs w:val="18"/>
+        </w:rPr>
+        <w:t xml:space="preserve">Step 3</w:t>
+      </w:r>
+      <w:r>
+        <w:rPr>
+          <w:rFonts w:ascii="Avenir Next" w:hAnsi="Avenir Next" w:cs="Avenir Next" w:eastAsia="Avenir Next"/>
+          <w:color w:val="1A1A1A"/>
           <w:sz w:val="18"/>
           <w:szCs w:val="18"/>
         </w:rPr>
-        <w:t xml:space="preserve">Step 3</w:t>
-      </w:r>
-      <w:r>
-        <w:rPr>
-          <w:rFonts w:ascii="Avenir Next" w:hAnsi="Avenir Next" w:cs="Avenir Next" w:eastAsia="Avenir Next"/>
-          <w:color w:val="1A1A1A"/>
-          <w:sz w:val="18"/>
-          <w:szCs w:val="18"/>
-        </w:rPr>
         <w:tab/>
       </w:r>
       <w:r>
         <w:rPr>
           <w:rFonts w:ascii="Avenir Next" w:hAnsi="Avenir Next" w:cs="Avenir Next" w:eastAsia="Avenir Next"/>
           <w:color w:val="1A1A1A"/>
+          <w:sz w:val="22"/>
+          <w:szCs w:val="21"/>
+        </w:rPr>
+        <w:t xml:space="preserve">Q1 = </w:t>
+      </w:r>
+      <w:r>
+        <w:rPr>
+          <w:rFonts w:ascii="Avenir Next" w:hAnsi="Avenir Next" w:cs="Avenir Next" w:eastAsia="Avenir Next"/>
+          <w:color w:val="1A1A1A"/>
           <w:sz w:val="21"/>
           <w:szCs w:val="21"/>
-        </w:rPr>
-        <w:t xml:space="preserve">Q1 = </w:t>
+          <w:u w:val="single"/>
+        </w:rPr>
+        <w:t xml:space="preserve">                </w:t>
+      </w:r>
+      <w:r>
+        <w:rPr>
+          <w:rFonts w:ascii="Avenir Next" w:hAnsi="Avenir Next" w:cs="Avenir Next" w:eastAsia="Avenir Next"/>
+          <w:color w:val="1A1A1A"/>
+          <w:sz w:val="22"/>
+          <w:szCs w:val="21"/>
+        </w:rPr>
+        <w:t xml:space="preserve">. Q3 = </w:t>
       </w:r>
       <w:r>
         <w:rPr>
@@ -1192,26 +1220,7 @@
         <w:rPr>
           <w:rFonts w:ascii="Avenir Next" w:hAnsi="Avenir Next" w:cs="Avenir Next" w:eastAsia="Avenir Next"/>
           <w:color w:val="1A1A1A"/>
-          <w:sz w:val="21"/>
-          <w:szCs w:val="21"/>
-        </w:rPr>
-        <w:t xml:space="preserve">. Q3 = </w:t>
-      </w:r>
-      <w:r>
-        <w:rPr>
-          <w:rFonts w:ascii="Avenir Next" w:hAnsi="Avenir Next" w:cs="Avenir Next" w:eastAsia="Avenir Next"/>
-          <w:color w:val="1A1A1A"/>
-          <w:sz w:val="21"/>
-          <w:szCs w:val="21"/>
-          <w:u w:val="single"/>
-        </w:rPr>
-        <w:t xml:space="preserve">                </w:t>
-      </w:r>
-      <w:r>
-        <w:rPr>
-          <w:rFonts w:ascii="Avenir Next" w:hAnsi="Avenir Next" w:cs="Avenir Next" w:eastAsia="Avenir Next"/>
-          <w:color w:val="1A1A1A"/>
-          <w:sz w:val="21"/>
+          <w:sz w:val="22"/>
           <w:szCs w:val="21"/>
         </w:rPr>
         <w:t xml:space="preserve">.</w:t>
@@ -1224,6 +1233,7 @@
     </w:p>
     <w:p>
       <w:pPr>
+        <w:pStyle w:val="Heading2"/>
         <w:keepNext/>
         <w:pBdr>
           <w:bottom w:val="single" w:sz="8" w:space="3" w:color="003A70"/>
@@ -1239,7 +1249,7 @@
           <w:b/>
           <w:color w:val="003A70"/>
           <w:spacing w:val="14"/>
-          <w:sz w:val="19"/>
+          <w:sz w:val="22"/>
           <w:szCs w:val="19"/>
         </w:rPr>
         <w:t xml:space="preserve">YOUR TURN</w:t>
@@ -1258,7 +1268,7 @@
           <w:rFonts w:ascii="Avenir Next" w:hAnsi="Avenir Next" w:cs="Avenir Next" w:eastAsia="Avenir Next"/>
           <w:i/>
           <w:color w:val="5A5F66"/>
-          <w:sz w:val="17"/>
+          <w:sz w:val="22"/>
           <w:szCs w:val="17"/>
         </w:rPr>
         <w:t xml:space="preserve">use the steps on your own</w:t>
@@ -1644,7 +1654,7 @@
       <w:pPr>
         <w:pageBreakBefore/>
         <w:keepNext/>
-        <w:spacing w:before="0" w:after="12" w:line="264" w:lineRule="auto"/>
+        <w:spacing w:before="0" w:after="12" w:line="252" w:lineRule="auto"/>
       </w:pPr>
       <w:r>
         <w:rPr>
@@ -1653,7 +1663,7 @@
           <w:caps/>
           <w:color w:val="003A70"/>
           <w:spacing w:val="12"/>
-          <w:sz w:val="19"/>
+          <w:sz w:val="22"/>
           <w:szCs w:val="19"/>
         </w:rPr>
         <w:t xml:space="preserve">Lesson 2-5  ·  Session 1  ·  Prerequisite Practice B  ·  Skill 2 of 2</w:t>
@@ -1661,6 +1671,7 @@
     </w:p>
     <w:p>
       <w:pPr>
+        <w:pStyle w:val="Heading1"/>
         <w:keepNext/>
         <w:spacing w:before="0" w:after="10" w:line="240" w:lineRule="auto"/>
       </w:pPr>
@@ -1680,13 +1691,13 @@
         <w:pBdr>
           <w:bottom w:val="single" w:sz="4" w:space="5" w:color="C9CDD2"/>
         </w:pBdr>
-        <w:spacing w:before="0" w:after="60" w:line="264" w:lineRule="auto"/>
+        <w:spacing w:before="0" w:after="60" w:line="252" w:lineRule="auto"/>
       </w:pPr>
       <w:r>
         <w:rPr>
           <w:rFonts w:ascii="Avenir Next" w:hAnsi="Avenir Next" w:cs="Avenir Next" w:eastAsia="Avenir Next"/>
           <w:color w:val="5A5F66"/>
-          <w:sz w:val="17"/>
+          <w:sz w:val="22"/>
           <w:szCs w:val="17"/>
         </w:rPr>
         <w:t xml:space="preserve">Builds on Lesson 2-4 Session 2 · 6.SP.B.4</w:t>
@@ -1729,7 +1740,8 @@
           </w:tcPr>
           <w:p>
             <w:pPr>
-              <w:spacing w:before="0" w:after="0" w:line="252" w:lineRule="auto"/>
+              <w:pStyle w:val="Heading2"/>
+              <w:spacing w:before="0" w:after="0" w:line="246" w:lineRule="auto"/>
             </w:pPr>
             <w:r>
               <w:rPr>
@@ -1752,13 +1764,13 @@
           </w:tcPr>
           <w:p>
             <w:pPr>
-              <w:spacing w:before="0" w:after="0" w:line="264" w:lineRule="auto"/>
+              <w:spacing w:before="0" w:after="0" w:line="252" w:lineRule="auto"/>
             </w:pPr>
             <w:r>
               <w:rPr>
                 <w:rFonts w:ascii="Avenir Next" w:hAnsi="Avenir Next" w:cs="Avenir Next" w:eastAsia="Avenir Next"/>
                 <w:color w:val="1A1A1A"/>
-                <w:sz w:val="20"/>
+                <w:sz w:val="22"/>
                 <w:szCs w:val="20"/>
               </w:rPr>
               <w:t xml:space="preserve">In problem 8 you read two box plots to find each snack bar’s range and IQR.</w:t>
@@ -1778,7 +1790,8 @@
           </w:tcPr>
           <w:p>
             <w:pPr>
-              <w:spacing w:before="0" w:after="0" w:line="252" w:lineRule="auto"/>
+              <w:pStyle w:val="Heading2"/>
+              <w:spacing w:before="0" w:after="0" w:line="246" w:lineRule="auto"/>
             </w:pPr>
             <w:r>
               <w:rPr>
@@ -1801,13 +1814,13 @@
           </w:tcPr>
           <w:p>
             <w:pPr>
-              <w:spacing w:before="0" w:after="0" w:line="264" w:lineRule="auto"/>
+              <w:spacing w:before="0" w:after="0" w:line="252" w:lineRule="auto"/>
             </w:pPr>
             <w:r>
               <w:rPr>
                 <w:rFonts w:ascii="Avenir Next" w:hAnsi="Avenir Next" w:cs="Avenir Next" w:eastAsia="Avenir Next"/>
                 <w:color w:val="1A1A1A"/>
-                <w:sz w:val="20"/>
+                <w:sz w:val="22"/>
                 <w:szCs w:val="20"/>
               </w:rPr>
               <w:t xml:space="preserve">Read min, Q1, Q3, and max from a box plot, then subtract.  </w:t>
@@ -1817,7 +1830,7 @@
                 <w:rFonts w:ascii="Avenir Next" w:hAnsi="Avenir Next" w:cs="Avenir Next" w:eastAsia="Avenir Next"/>
                 <w:b/>
                 <w:color w:val="1A1A1A"/>
-                <w:sz w:val="20"/>
+                <w:sz w:val="22"/>
                 <w:szCs w:val="20"/>
               </w:rPr>
               <w:t xml:space="preserve">You will use it in Practice Form A, problems 7 and 8.</w:t>
@@ -1828,6 +1841,7 @@
     </w:tbl>
     <w:p>
       <w:pPr>
+        <w:pStyle w:val="Heading2"/>
         <w:keepNext/>
         <w:pBdr>
           <w:bottom w:val="single" w:sz="8" w:space="3" w:color="003A70"/>
@@ -1843,7 +1857,7 @@
           <w:b/>
           <w:color w:val="003A70"/>
           <w:spacing w:val="14"/>
-          <w:sz w:val="19"/>
+          <w:sz w:val="22"/>
           <w:szCs w:val="19"/>
         </w:rPr>
         <w:t xml:space="preserve">STEPS TO FOLLOW</w:t>
@@ -1862,7 +1876,7 @@
           <w:rFonts w:ascii="Avenir Next" w:hAnsi="Avenir Next" w:cs="Avenir Next" w:eastAsia="Avenir Next"/>
           <w:i/>
           <w:color w:val="5A5F66"/>
-          <w:sz w:val="17"/>
+          <w:sz w:val="22"/>
           <w:szCs w:val="17"/>
         </w:rPr>
         <w:t xml:space="preserve">use these same steps on every problem</w:t>
@@ -1904,6 +1918,7 @@
           </w:tcPr>
           <w:p>
             <w:pPr>
+              <w:pStyle w:val="Heading1"/>
               <w:spacing w:before="0" w:after="0" w:line="240" w:lineRule="auto"/>
               <w:jc w:val="center"/>
             </w:pPr>
@@ -1926,13 +1941,13 @@
           </w:tcPr>
           <w:p>
             <w:pPr>
-              <w:spacing w:before="0" w:after="0" w:line="264" w:lineRule="auto"/>
+              <w:spacing w:before="0" w:after="0" w:line="252" w:lineRule="auto"/>
             </w:pPr>
             <w:r>
               <w:rPr>
                 <w:rFonts w:ascii="Avenir Next" w:hAnsi="Avenir Next" w:cs="Avenir Next" w:eastAsia="Avenir Next"/>
                 <w:color w:val="1A1A1A"/>
-                <w:sz w:val="21"/>
+                <w:sz w:val="22"/>
                 <w:szCs w:val="21"/>
               </w:rPr>
               <w:t xml:space="preserve">Read the whisker </w:t>
@@ -1942,7 +1957,7 @@
                 <w:rFonts w:ascii="Avenir Next" w:hAnsi="Avenir Next" w:cs="Avenir Next" w:eastAsia="Avenir Next"/>
                 <w:b/>
                 <w:color w:val="1A1A1A"/>
-                <w:sz w:val="21"/>
+                <w:sz w:val="22"/>
                 <w:szCs w:val="21"/>
               </w:rPr>
               <w:t xml:space="preserve">ends</w:t>
@@ -1951,7 +1966,7 @@
               <w:rPr>
                 <w:rFonts w:ascii="Avenir Next" w:hAnsi="Avenir Next" w:cs="Avenir Next" w:eastAsia="Avenir Next"/>
                 <w:color w:val="1A1A1A"/>
-                <w:sz w:val="21"/>
+                <w:sz w:val="22"/>
                 <w:szCs w:val="21"/>
               </w:rPr>
               <w:t xml:space="preserve">: min and max.</w:t>
@@ -1970,6 +1985,7 @@
           </w:tcPr>
           <w:p>
             <w:pPr>
+              <w:pStyle w:val="Heading1"/>
               <w:spacing w:before="0" w:after="0" w:line="240" w:lineRule="auto"/>
               <w:jc w:val="center"/>
             </w:pPr>
@@ -1992,13 +2008,13 @@
           </w:tcPr>
           <w:p>
             <w:pPr>
-              <w:spacing w:before="0" w:after="0" w:line="264" w:lineRule="auto"/>
+              <w:spacing w:before="0" w:after="0" w:line="252" w:lineRule="auto"/>
             </w:pPr>
             <w:r>
               <w:rPr>
                 <w:rFonts w:ascii="Avenir Next" w:hAnsi="Avenir Next" w:cs="Avenir Next" w:eastAsia="Avenir Next"/>
                 <w:color w:val="1A1A1A"/>
-                <w:sz w:val="21"/>
+                <w:sz w:val="22"/>
                 <w:szCs w:val="21"/>
               </w:rPr>
               <w:t xml:space="preserve">Read the box </w:t>
@@ -2008,7 +2024,7 @@
                 <w:rFonts w:ascii="Avenir Next" w:hAnsi="Avenir Next" w:cs="Avenir Next" w:eastAsia="Avenir Next"/>
                 <w:b/>
                 <w:color w:val="1A1A1A"/>
-                <w:sz w:val="21"/>
+                <w:sz w:val="22"/>
                 <w:szCs w:val="21"/>
               </w:rPr>
               <w:t xml:space="preserve">edges</w:t>
@@ -2017,7 +2033,7 @@
               <w:rPr>
                 <w:rFonts w:ascii="Avenir Next" w:hAnsi="Avenir Next" w:cs="Avenir Next" w:eastAsia="Avenir Next"/>
                 <w:color w:val="1A1A1A"/>
-                <w:sz w:val="21"/>
+                <w:sz w:val="22"/>
                 <w:szCs w:val="21"/>
               </w:rPr>
               <w:t xml:space="preserve">: Q1 and Q3.</w:t>
@@ -2036,6 +2052,7 @@
           </w:tcPr>
           <w:p>
             <w:pPr>
+              <w:pStyle w:val="Heading1"/>
               <w:spacing w:before="0" w:after="0" w:line="240" w:lineRule="auto"/>
               <w:jc w:val="center"/>
             </w:pPr>
@@ -2058,14 +2075,14 @@
           </w:tcPr>
           <w:p>
             <w:pPr>
-              <w:spacing w:before="0" w:after="0" w:line="264" w:lineRule="auto"/>
+              <w:spacing w:before="0" w:after="0" w:line="252" w:lineRule="auto"/>
             </w:pPr>
             <w:r>
               <w:rPr>
                 <w:rFonts w:ascii="Avenir Next" w:hAnsi="Avenir Next" w:cs="Avenir Next" w:eastAsia="Avenir Next"/>
                 <w:b/>
                 <w:color w:val="1A1A1A"/>
-                <w:sz w:val="21"/>
+                <w:sz w:val="22"/>
                 <w:szCs w:val="21"/>
               </w:rPr>
               <w:t xml:space="preserve">Subtract</w:t>
@@ -2074,7 +2091,7 @@
               <w:rPr>
                 <w:rFonts w:ascii="Avenir Next" w:hAnsi="Avenir Next" w:cs="Avenir Next" w:eastAsia="Avenir Next"/>
                 <w:color w:val="1A1A1A"/>
-                <w:sz w:val="21"/>
+                <w:sz w:val="22"/>
                 <w:szCs w:val="21"/>
               </w:rPr>
               <w:t xml:space="preserve">: range = max − min. IQR = Q3 − Q1.</w:t>
@@ -2085,6 +2102,7 @@
     </w:tbl>
     <w:p>
       <w:pPr>
+        <w:pStyle w:val="Heading2"/>
         <w:keepNext/>
         <w:pBdr>
           <w:bottom w:val="single" w:sz="8" w:space="3" w:color="003A70"/>
@@ -2100,7 +2118,7 @@
           <w:b/>
           <w:color w:val="003A70"/>
           <w:spacing w:val="14"/>
-          <w:sz w:val="19"/>
+          <w:sz w:val="22"/>
           <w:szCs w:val="19"/>
         </w:rPr>
         <w:t xml:space="preserve">WATCH ME</w:t>
@@ -2119,7 +2137,7 @@
           <w:rFonts w:ascii="Avenir Next" w:hAnsi="Avenir Next" w:cs="Avenir Next" w:eastAsia="Avenir Next"/>
           <w:i/>
           <w:color w:val="5A5F66"/>
-          <w:sz w:val="17"/>
+          <w:sz w:val="22"/>
           <w:szCs w:val="17"/>
         </w:rPr>
         <w:t xml:space="preserve">the steps in action</w:t>
@@ -2161,14 +2179,14 @@
           </w:tcPr>
           <w:p>
             <w:pPr>
-              <w:spacing w:before="0" w:after="40" w:line="264" w:lineRule="auto"/>
+              <w:spacing w:before="0" w:after="40" w:line="252" w:lineRule="auto"/>
             </w:pPr>
             <w:r>
               <w:rPr>
                 <w:rFonts w:ascii="Avenir Next" w:hAnsi="Avenir Next" w:cs="Avenir Next" w:eastAsia="Avenir Next"/>
                 <w:b/>
                 <w:color w:val="1A1A1A"/>
-                <w:sz w:val="21"/>
+                <w:sz w:val="22"/>
                 <w:szCs w:val="21"/>
               </w:rPr>
               <w:t xml:space="preserve">Find the range and the IQR.</w:t>
@@ -2179,7 +2197,7 @@
               <w:tabs>
                 <w:tab w:val="left" w:pos="950"/>
               </w:tabs>
-              <w:spacing w:before="0" w:after="24" w:line="256" w:lineRule="auto"/>
+              <w:spacing w:before="0" w:after="24" w:line="248" w:lineRule="auto"/>
               <w:ind w:left="950" w:hanging="950"/>
             </w:pPr>
             <w:r>
@@ -2187,25 +2205,25 @@
                 <w:rFonts w:ascii="Avenir Next" w:hAnsi="Avenir Next" w:cs="Avenir Next" w:eastAsia="Avenir Next"/>
                 <w:b/>
                 <w:color w:val="003A70"/>
+                <w:sz w:val="22"/>
+                <w:szCs w:val="19"/>
+              </w:rPr>
+              <w:t xml:space="preserve">Step 1</w:t>
+            </w:r>
+            <w:r>
+              <w:rPr>
+                <w:rFonts w:ascii="Avenir Next" w:hAnsi="Avenir Next" w:cs="Avenir Next" w:eastAsia="Avenir Next"/>
+                <w:color w:val="1A1A1A"/>
                 <w:sz w:val="19"/>
                 <w:szCs w:val="19"/>
               </w:rPr>
-              <w:t xml:space="preserve">Step 1</w:t>
-            </w:r>
-            <w:r>
-              <w:rPr>
-                <w:rFonts w:ascii="Avenir Next" w:hAnsi="Avenir Next" w:cs="Avenir Next" w:eastAsia="Avenir Next"/>
-                <w:color w:val="1A1A1A"/>
-                <w:sz w:val="19"/>
-                <w:szCs w:val="19"/>
-              </w:rPr>
               <w:tab/>
             </w:r>
             <w:r>
               <w:rPr>
                 <w:rFonts w:ascii="Avenir Next" w:hAnsi="Avenir Next" w:cs="Avenir Next" w:eastAsia="Avenir Next"/>
                 <w:color w:val="1A1A1A"/>
-                <w:sz w:val="21"/>
+                <w:sz w:val="22"/>
                 <w:szCs w:val="21"/>
               </w:rPr>
               <w:t xml:space="preserve">Min 12, max 38.</w:t>
@@ -2216,7 +2234,7 @@
               <w:tabs>
                 <w:tab w:val="left" w:pos="950"/>
               </w:tabs>
-              <w:spacing w:before="0" w:after="24" w:line="256" w:lineRule="auto"/>
+              <w:spacing w:before="0" w:after="24" w:line="248" w:lineRule="auto"/>
               <w:ind w:left="950" w:hanging="950"/>
             </w:pPr>
             <w:r>
@@ -2224,25 +2242,25 @@
                 <w:rFonts w:ascii="Avenir Next" w:hAnsi="Avenir Next" w:cs="Avenir Next" w:eastAsia="Avenir Next"/>
                 <w:b/>
                 <w:color w:val="003A70"/>
+                <w:sz w:val="22"/>
+                <w:szCs w:val="19"/>
+              </w:rPr>
+              <w:t xml:space="preserve">Step 2</w:t>
+            </w:r>
+            <w:r>
+              <w:rPr>
+                <w:rFonts w:ascii="Avenir Next" w:hAnsi="Avenir Next" w:cs="Avenir Next" w:eastAsia="Avenir Next"/>
+                <w:color w:val="1A1A1A"/>
                 <w:sz w:val="19"/>
                 <w:szCs w:val="19"/>
               </w:rPr>
-              <w:t xml:space="preserve">Step 2</w:t>
-            </w:r>
-            <w:r>
-              <w:rPr>
-                <w:rFonts w:ascii="Avenir Next" w:hAnsi="Avenir Next" w:cs="Avenir Next" w:eastAsia="Avenir Next"/>
-                <w:color w:val="1A1A1A"/>
-                <w:sz w:val="19"/>
-                <w:szCs w:val="19"/>
-              </w:rPr>
               <w:tab/>
             </w:r>
             <w:r>
               <w:rPr>
                 <w:rFonts w:ascii="Avenir Next" w:hAnsi="Avenir Next" w:cs="Avenir Next" w:eastAsia="Avenir Next"/>
                 <w:color w:val="1A1A1A"/>
-                <w:sz w:val="21"/>
+                <w:sz w:val="22"/>
                 <w:szCs w:val="21"/>
               </w:rPr>
               <w:t xml:space="preserve">Q1 18, Q3 30.</w:t>
@@ -2253,7 +2271,7 @@
               <w:tabs>
                 <w:tab w:val="left" w:pos="950"/>
               </w:tabs>
-              <w:spacing w:before="0" w:after="24" w:line="256" w:lineRule="auto"/>
+              <w:spacing w:before="0" w:after="24" w:line="248" w:lineRule="auto"/>
               <w:ind w:left="950" w:hanging="950"/>
             </w:pPr>
             <w:r>
@@ -2261,25 +2279,25 @@
                 <w:rFonts w:ascii="Avenir Next" w:hAnsi="Avenir Next" w:cs="Avenir Next" w:eastAsia="Avenir Next"/>
                 <w:b/>
                 <w:color w:val="003A70"/>
+                <w:sz w:val="22"/>
+                <w:szCs w:val="19"/>
+              </w:rPr>
+              <w:t xml:space="preserve">Step 3</w:t>
+            </w:r>
+            <w:r>
+              <w:rPr>
+                <w:rFonts w:ascii="Avenir Next" w:hAnsi="Avenir Next" w:cs="Avenir Next" w:eastAsia="Avenir Next"/>
+                <w:color w:val="1A1A1A"/>
                 <w:sz w:val="19"/>
                 <w:szCs w:val="19"/>
               </w:rPr>
-              <w:t xml:space="preserve">Step 3</w:t>
-            </w:r>
-            <w:r>
-              <w:rPr>
-                <w:rFonts w:ascii="Avenir Next" w:hAnsi="Avenir Next" w:cs="Avenir Next" w:eastAsia="Avenir Next"/>
-                <w:color w:val="1A1A1A"/>
-                <w:sz w:val="19"/>
-                <w:szCs w:val="19"/>
-              </w:rPr>
               <w:tab/>
             </w:r>
             <w:r>
               <w:rPr>
                 <w:rFonts w:ascii="Avenir Next" w:hAnsi="Avenir Next" w:cs="Avenir Next" w:eastAsia="Avenir Next"/>
                 <w:color w:val="1A1A1A"/>
-                <w:sz w:val="21"/>
+                <w:sz w:val="22"/>
                 <w:szCs w:val="21"/>
               </w:rPr>
               <w:t xml:space="preserve">Range 38 − 12 = 26. IQR 30 − 18 = 12.</w:t>
@@ -2290,7 +2308,7 @@
               <w:tabs>
                 <w:tab w:val="left" w:pos="950"/>
               </w:tabs>
-              <w:spacing w:before="20" w:after="0" w:line="256" w:lineRule="auto"/>
+              <w:spacing w:before="20" w:after="0" w:line="248" w:lineRule="auto"/>
               <w:ind w:left="950" w:hanging="950"/>
             </w:pPr>
             <w:r>
@@ -2298,18 +2316,18 @@
                 <w:rFonts w:ascii="Avenir Next" w:hAnsi="Avenir Next" w:cs="Avenir Next" w:eastAsia="Avenir Next"/>
                 <w:b/>
                 <w:color w:val="1A1A1A"/>
+                <w:sz w:val="22"/>
+                <w:szCs w:val="21"/>
+              </w:rPr>
+              <w:t xml:space="preserve">Answer</w:t>
+            </w:r>
+            <w:r>
+              <w:rPr>
+                <w:rFonts w:ascii="Avenir Next" w:hAnsi="Avenir Next" w:cs="Avenir Next" w:eastAsia="Avenir Next"/>
+                <w:color w:val="1A1A1A"/>
                 <w:sz w:val="21"/>
                 <w:szCs w:val="21"/>
               </w:rPr>
-              <w:t xml:space="preserve">Answer</w:t>
-            </w:r>
-            <w:r>
-              <w:rPr>
-                <w:rFonts w:ascii="Avenir Next" w:hAnsi="Avenir Next" w:cs="Avenir Next" w:eastAsia="Avenir Next"/>
-                <w:color w:val="1A1A1A"/>
-                <w:sz w:val="21"/>
-                <w:szCs w:val="21"/>
-              </w:rPr>
               <w:tab/>
             </w:r>
             <w:r>
@@ -2317,7 +2335,7 @@
                 <w:rFonts w:ascii="Avenir Next" w:hAnsi="Avenir Next" w:cs="Avenir Next" w:eastAsia="Avenir Next"/>
                 <w:b/>
                 <w:color w:val="1A1A1A"/>
-                <w:sz w:val="21"/>
+                <w:sz w:val="22"/>
                 <w:szCs w:val="21"/>
               </w:rPr>
               <w:t xml:space="preserve">range 26, IQR 12</w:t>
@@ -2331,14 +2349,14 @@
           </w:tcPr>
           <w:p>
             <w:pPr>
-              <w:spacing w:before="0" w:after="0" w:line="264" w:lineRule="auto"/>
+              <w:spacing w:before="0" w:after="0" w:line="252" w:lineRule="auto"/>
               <w:jc w:val="right"/>
             </w:pPr>
             <w:r>
               <w:drawing>
                 <wp:inline distT="0" distB="0" distL="0" distR="0">
                   <wp:extent cx="2743200" cy="960120"/>
-                  <wp:docPr id="1" name="Figure 1"/>
+                  <wp:docPr id="1" name="Figure 1" descr="Box plot. Axis: values, 10 to 40; ticks every 2. Minimum, lower quartile, median, upper quartile, maximum: 12, 18, 22, 30, 38."/>
                   <a:graphic xmlns:a="http://schemas.openxmlformats.org/drawingml/2006/main">
                     <a:graphicData uri="http://schemas.openxmlformats.org/drawingml/2006/picture">
                       <pic:pic xmlns:pic="http://schemas.openxmlformats.org/drawingml/2006/picture">
@@ -2378,6 +2396,7 @@
     </w:p>
     <w:p>
       <w:pPr>
+        <w:pStyle w:val="Heading2"/>
         <w:keepNext/>
         <w:pBdr>
           <w:bottom w:val="single" w:sz="8" w:space="3" w:color="003A70"/>
@@ -2393,7 +2412,7 @@
           <w:b/>
           <w:color w:val="003A70"/>
           <w:spacing w:val="14"/>
-          <w:sz w:val="19"/>
+          <w:sz w:val="22"/>
           <w:szCs w:val="19"/>
         </w:rPr>
         <w:t xml:space="preserve">TRY IT WITH HELP</w:t>
@@ -2412,7 +2431,7 @@
           <w:rFonts w:ascii="Avenir Next" w:hAnsi="Avenir Next" w:cs="Avenir Next" w:eastAsia="Avenir Next"/>
           <w:i/>
           <w:color w:val="5A5F66"/>
-          <w:sz w:val="17"/>
+          <w:sz w:val="22"/>
           <w:szCs w:val="17"/>
         </w:rPr>
         <w:t xml:space="preserve">fill in each step</w:t>
@@ -2424,7 +2443,7 @@
         <w:tabs>
           <w:tab w:val="left" w:pos="432"/>
         </w:tabs>
-        <w:spacing w:before="90" w:after="40" w:line="268" w:lineRule="auto"/>
+        <w:spacing w:before="90" w:after="40" w:line="254" w:lineRule="auto"/>
         <w:ind w:left="432" w:hanging="432"/>
       </w:pPr>
       <w:r>
@@ -2462,7 +2481,7 @@
         <w:tabs>
           <w:tab w:val="left" w:pos="1300"/>
         </w:tabs>
-        <w:spacing w:before="0" w:after="24" w:line="272" w:lineRule="auto"/>
+        <w:spacing w:before="0" w:after="24" w:line="256" w:lineRule="auto"/>
         <w:ind w:left="1300" w:hanging="868"/>
       </w:pPr>
       <w:r>
@@ -2470,28 +2489,47 @@
           <w:rFonts w:ascii="Avenir Next" w:hAnsi="Avenir Next" w:cs="Avenir Next" w:eastAsia="Avenir Next"/>
           <w:b/>
           <w:color w:val="003A70"/>
+          <w:sz w:val="22"/>
+          <w:szCs w:val="18"/>
+        </w:rPr>
+        <w:t xml:space="preserve">Step 1</w:t>
+      </w:r>
+      <w:r>
+        <w:rPr>
+          <w:rFonts w:ascii="Avenir Next" w:hAnsi="Avenir Next" w:cs="Avenir Next" w:eastAsia="Avenir Next"/>
+          <w:color w:val="1A1A1A"/>
           <w:sz w:val="18"/>
           <w:szCs w:val="18"/>
         </w:rPr>
-        <w:t xml:space="preserve">Step 1</w:t>
-      </w:r>
-      <w:r>
-        <w:rPr>
-          <w:rFonts w:ascii="Avenir Next" w:hAnsi="Avenir Next" w:cs="Avenir Next" w:eastAsia="Avenir Next"/>
-          <w:color w:val="1A1A1A"/>
-          <w:sz w:val="18"/>
-          <w:szCs w:val="18"/>
-        </w:rPr>
         <w:tab/>
       </w:r>
       <w:r>
         <w:rPr>
           <w:rFonts w:ascii="Avenir Next" w:hAnsi="Avenir Next" w:cs="Avenir Next" w:eastAsia="Avenir Next"/>
           <w:color w:val="1A1A1A"/>
+          <w:sz w:val="22"/>
+          <w:szCs w:val="21"/>
+        </w:rPr>
+        <w:t xml:space="preserve">Min = </w:t>
+      </w:r>
+      <w:r>
+        <w:rPr>
+          <w:rFonts w:ascii="Avenir Next" w:hAnsi="Avenir Next" w:cs="Avenir Next" w:eastAsia="Avenir Next"/>
+          <w:color w:val="1A1A1A"/>
           <w:sz w:val="21"/>
           <w:szCs w:val="21"/>
-        </w:rPr>
-        <w:t xml:space="preserve">Min = </w:t>
+          <w:u w:val="single"/>
+        </w:rPr>
+        <w:t xml:space="preserve">                </w:t>
+      </w:r>
+      <w:r>
+        <w:rPr>
+          <w:rFonts w:ascii="Avenir Next" w:hAnsi="Avenir Next" w:cs="Avenir Next" w:eastAsia="Avenir Next"/>
+          <w:color w:val="1A1A1A"/>
+          <w:sz w:val="22"/>
+          <w:szCs w:val="21"/>
+        </w:rPr>
+        <w:t xml:space="preserve">. Max = </w:t>
       </w:r>
       <w:r>
         <w:rPr>
@@ -2507,26 +2545,7 @@
         <w:rPr>
           <w:rFonts w:ascii="Avenir Next" w:hAnsi="Avenir Next" w:cs="Avenir Next" w:eastAsia="Avenir Next"/>
           <w:color w:val="1A1A1A"/>
-          <w:sz w:val="21"/>
-          <w:szCs w:val="21"/>
-        </w:rPr>
-        <w:t xml:space="preserve">. Max = </w:t>
-      </w:r>
-      <w:r>
-        <w:rPr>
-          <w:rFonts w:ascii="Avenir Next" w:hAnsi="Avenir Next" w:cs="Avenir Next" w:eastAsia="Avenir Next"/>
-          <w:color w:val="1A1A1A"/>
-          <w:sz w:val="21"/>
-          <w:szCs w:val="21"/>
-          <w:u w:val="single"/>
-        </w:rPr>
-        <w:t xml:space="preserve">                </w:t>
-      </w:r>
-      <w:r>
-        <w:rPr>
-          <w:rFonts w:ascii="Avenir Next" w:hAnsi="Avenir Next" w:cs="Avenir Next" w:eastAsia="Avenir Next"/>
-          <w:color w:val="1A1A1A"/>
-          <w:sz w:val="21"/>
+          <w:sz w:val="22"/>
           <w:szCs w:val="21"/>
         </w:rPr>
         <w:t xml:space="preserve">.</w:t>
@@ -2538,7 +2557,7 @@
         <w:tabs>
           <w:tab w:val="left" w:pos="1300"/>
         </w:tabs>
-        <w:spacing w:before="0" w:after="24" w:line="272" w:lineRule="auto"/>
+        <w:spacing w:before="0" w:after="24" w:line="256" w:lineRule="auto"/>
         <w:ind w:left="1300" w:hanging="868"/>
       </w:pPr>
       <w:r>
@@ -2546,28 +2565,47 @@
           <w:rFonts w:ascii="Avenir Next" w:hAnsi="Avenir Next" w:cs="Avenir Next" w:eastAsia="Avenir Next"/>
           <w:b/>
           <w:color w:val="003A70"/>
+          <w:sz w:val="22"/>
+          <w:szCs w:val="18"/>
+        </w:rPr>
+        <w:t xml:space="preserve">Step 2</w:t>
+      </w:r>
+      <w:r>
+        <w:rPr>
+          <w:rFonts w:ascii="Avenir Next" w:hAnsi="Avenir Next" w:cs="Avenir Next" w:eastAsia="Avenir Next"/>
+          <w:color w:val="1A1A1A"/>
           <w:sz w:val="18"/>
           <w:szCs w:val="18"/>
         </w:rPr>
-        <w:t xml:space="preserve">Step 2</w:t>
-      </w:r>
-      <w:r>
-        <w:rPr>
-          <w:rFonts w:ascii="Avenir Next" w:hAnsi="Avenir Next" w:cs="Avenir Next" w:eastAsia="Avenir Next"/>
-          <w:color w:val="1A1A1A"/>
-          <w:sz w:val="18"/>
-          <w:szCs w:val="18"/>
-        </w:rPr>
         <w:tab/>
       </w:r>
       <w:r>
         <w:rPr>
           <w:rFonts w:ascii="Avenir Next" w:hAnsi="Avenir Next" w:cs="Avenir Next" w:eastAsia="Avenir Next"/>
           <w:color w:val="1A1A1A"/>
+          <w:sz w:val="22"/>
+          <w:szCs w:val="21"/>
+        </w:rPr>
+        <w:t xml:space="preserve">Q1 = </w:t>
+      </w:r>
+      <w:r>
+        <w:rPr>
+          <w:rFonts w:ascii="Avenir Next" w:hAnsi="Avenir Next" w:cs="Avenir Next" w:eastAsia="Avenir Next"/>
+          <w:color w:val="1A1A1A"/>
           <w:sz w:val="21"/>
           <w:szCs w:val="21"/>
-        </w:rPr>
-        <w:t xml:space="preserve">Q1 = </w:t>
+          <w:u w:val="single"/>
+        </w:rPr>
+        <w:t xml:space="preserve">                </w:t>
+      </w:r>
+      <w:r>
+        <w:rPr>
+          <w:rFonts w:ascii="Avenir Next" w:hAnsi="Avenir Next" w:cs="Avenir Next" w:eastAsia="Avenir Next"/>
+          <w:color w:val="1A1A1A"/>
+          <w:sz w:val="22"/>
+          <w:szCs w:val="21"/>
+        </w:rPr>
+        <w:t xml:space="preserve">. Q3 = </w:t>
       </w:r>
       <w:r>
         <w:rPr>
@@ -2583,26 +2621,7 @@
         <w:rPr>
           <w:rFonts w:ascii="Avenir Next" w:hAnsi="Avenir Next" w:cs="Avenir Next" w:eastAsia="Avenir Next"/>
           <w:color w:val="1A1A1A"/>
-          <w:sz w:val="21"/>
-          <w:szCs w:val="21"/>
-        </w:rPr>
-        <w:t xml:space="preserve">. Q3 = </w:t>
-      </w:r>
-      <w:r>
-        <w:rPr>
-          <w:rFonts w:ascii="Avenir Next" w:hAnsi="Avenir Next" w:cs="Avenir Next" w:eastAsia="Avenir Next"/>
-          <w:color w:val="1A1A1A"/>
-          <w:sz w:val="21"/>
-          <w:szCs w:val="21"/>
-          <w:u w:val="single"/>
-        </w:rPr>
-        <w:t xml:space="preserve">                </w:t>
-      </w:r>
-      <w:r>
-        <w:rPr>
-          <w:rFonts w:ascii="Avenir Next" w:hAnsi="Avenir Next" w:cs="Avenir Next" w:eastAsia="Avenir Next"/>
-          <w:color w:val="1A1A1A"/>
-          <w:sz w:val="21"/>
+          <w:sz w:val="22"/>
           <w:szCs w:val="21"/>
         </w:rPr>
         <w:t xml:space="preserve">.</w:t>
@@ -2614,7 +2633,7 @@
         <w:tabs>
           <w:tab w:val="left" w:pos="1300"/>
         </w:tabs>
-        <w:spacing w:before="0" w:after="24" w:line="272" w:lineRule="auto"/>
+        <w:spacing w:before="0" w:after="24" w:line="256" w:lineRule="auto"/>
         <w:ind w:left="1300" w:hanging="868"/>
       </w:pPr>
       <w:r>
@@ -2622,28 +2641,47 @@
           <w:rFonts w:ascii="Avenir Next" w:hAnsi="Avenir Next" w:cs="Avenir Next" w:eastAsia="Avenir Next"/>
           <w:b/>
           <w:color w:val="003A70"/>
+          <w:sz w:val="22"/>
+          <w:szCs w:val="18"/>
+        </w:rPr>
+        <w:t xml:space="preserve">Step 3</w:t>
+      </w:r>
+      <w:r>
+        <w:rPr>
+          <w:rFonts w:ascii="Avenir Next" w:hAnsi="Avenir Next" w:cs="Avenir Next" w:eastAsia="Avenir Next"/>
+          <w:color w:val="1A1A1A"/>
           <w:sz w:val="18"/>
           <w:szCs w:val="18"/>
         </w:rPr>
-        <w:t xml:space="preserve">Step 3</w:t>
-      </w:r>
-      <w:r>
-        <w:rPr>
-          <w:rFonts w:ascii="Avenir Next" w:hAnsi="Avenir Next" w:cs="Avenir Next" w:eastAsia="Avenir Next"/>
-          <w:color w:val="1A1A1A"/>
-          <w:sz w:val="18"/>
-          <w:szCs w:val="18"/>
-        </w:rPr>
         <w:tab/>
       </w:r>
       <w:r>
         <w:rPr>
           <w:rFonts w:ascii="Avenir Next" w:hAnsi="Avenir Next" w:cs="Avenir Next" w:eastAsia="Avenir Next"/>
           <w:color w:val="1A1A1A"/>
+          <w:sz w:val="22"/>
+          <w:szCs w:val="21"/>
+        </w:rPr>
+        <w:t xml:space="preserve">Range = </w:t>
+      </w:r>
+      <w:r>
+        <w:rPr>
+          <w:rFonts w:ascii="Avenir Next" w:hAnsi="Avenir Next" w:cs="Avenir Next" w:eastAsia="Avenir Next"/>
+          <w:color w:val="1A1A1A"/>
           <w:sz w:val="21"/>
           <w:szCs w:val="21"/>
-        </w:rPr>
-        <w:t xml:space="preserve">Range = </w:t>
+          <w:u w:val="single"/>
+        </w:rPr>
+        <w:t xml:space="preserve">                </w:t>
+      </w:r>
+      <w:r>
+        <w:rPr>
+          <w:rFonts w:ascii="Avenir Next" w:hAnsi="Avenir Next" w:cs="Avenir Next" w:eastAsia="Avenir Next"/>
+          <w:color w:val="1A1A1A"/>
+          <w:sz w:val="22"/>
+          <w:szCs w:val="21"/>
+        </w:rPr>
+        <w:t xml:space="preserve">. IQR = </w:t>
       </w:r>
       <w:r>
         <w:rPr>
@@ -2659,26 +2697,7 @@
         <w:rPr>
           <w:rFonts w:ascii="Avenir Next" w:hAnsi="Avenir Next" w:cs="Avenir Next" w:eastAsia="Avenir Next"/>
           <w:color w:val="1A1A1A"/>
-          <w:sz w:val="21"/>
-          <w:szCs w:val="21"/>
-        </w:rPr>
-        <w:t xml:space="preserve">. IQR = </w:t>
-      </w:r>
-      <w:r>
-        <w:rPr>
-          <w:rFonts w:ascii="Avenir Next" w:hAnsi="Avenir Next" w:cs="Avenir Next" w:eastAsia="Avenir Next"/>
-          <w:color w:val="1A1A1A"/>
-          <w:sz w:val="21"/>
-          <w:szCs w:val="21"/>
-          <w:u w:val="single"/>
-        </w:rPr>
-        <w:t xml:space="preserve">                </w:t>
-      </w:r>
-      <w:r>
-        <w:rPr>
-          <w:rFonts w:ascii="Avenir Next" w:hAnsi="Avenir Next" w:cs="Avenir Next" w:eastAsia="Avenir Next"/>
-          <w:color w:val="1A1A1A"/>
-          <w:sz w:val="21"/>
+          <w:sz w:val="22"/>
           <w:szCs w:val="21"/>
         </w:rPr>
         <w:t xml:space="preserve">.</w:t>
@@ -2695,7 +2714,7 @@
         <w:tabs>
           <w:tab w:val="left" w:pos="432"/>
         </w:tabs>
-        <w:spacing w:before="90" w:after="40" w:line="268" w:lineRule="auto"/>
+        <w:spacing w:before="90" w:after="40" w:line="254" w:lineRule="auto"/>
         <w:ind w:left="432" w:hanging="432"/>
       </w:pPr>
       <w:r>
@@ -2733,7 +2752,7 @@
         <w:tabs>
           <w:tab w:val="left" w:pos="1300"/>
         </w:tabs>
-        <w:spacing w:before="0" w:after="24" w:line="272" w:lineRule="auto"/>
+        <w:spacing w:before="0" w:after="24" w:line="256" w:lineRule="auto"/>
         <w:ind w:left="1300" w:hanging="868"/>
       </w:pPr>
       <w:r>
@@ -2741,28 +2760,47 @@
           <w:rFonts w:ascii="Avenir Next" w:hAnsi="Avenir Next" w:cs="Avenir Next" w:eastAsia="Avenir Next"/>
           <w:b/>
           <w:color w:val="003A70"/>
+          <w:sz w:val="22"/>
+          <w:szCs w:val="18"/>
+        </w:rPr>
+        <w:t xml:space="preserve">Step 1</w:t>
+      </w:r>
+      <w:r>
+        <w:rPr>
+          <w:rFonts w:ascii="Avenir Next" w:hAnsi="Avenir Next" w:cs="Avenir Next" w:eastAsia="Avenir Next"/>
+          <w:color w:val="1A1A1A"/>
           <w:sz w:val="18"/>
           <w:szCs w:val="18"/>
         </w:rPr>
-        <w:t xml:space="preserve">Step 1</w:t>
-      </w:r>
-      <w:r>
-        <w:rPr>
-          <w:rFonts w:ascii="Avenir Next" w:hAnsi="Avenir Next" w:cs="Avenir Next" w:eastAsia="Avenir Next"/>
-          <w:color w:val="1A1A1A"/>
-          <w:sz w:val="18"/>
-          <w:szCs w:val="18"/>
-        </w:rPr>
         <w:tab/>
       </w:r>
       <w:r>
         <w:rPr>
           <w:rFonts w:ascii="Avenir Next" w:hAnsi="Avenir Next" w:cs="Avenir Next" w:eastAsia="Avenir Next"/>
           <w:color w:val="1A1A1A"/>
+          <w:sz w:val="22"/>
+          <w:szCs w:val="21"/>
+        </w:rPr>
+        <w:t xml:space="preserve">Min = </w:t>
+      </w:r>
+      <w:r>
+        <w:rPr>
+          <w:rFonts w:ascii="Avenir Next" w:hAnsi="Avenir Next" w:cs="Avenir Next" w:eastAsia="Avenir Next"/>
+          <w:color w:val="1A1A1A"/>
           <w:sz w:val="21"/>
           <w:szCs w:val="21"/>
-        </w:rPr>
-        <w:t xml:space="preserve">Min = </w:t>
+          <w:u w:val="single"/>
+        </w:rPr>
+        <w:t xml:space="preserve">                </w:t>
+      </w:r>
+      <w:r>
+        <w:rPr>
+          <w:rFonts w:ascii="Avenir Next" w:hAnsi="Avenir Next" w:cs="Avenir Next" w:eastAsia="Avenir Next"/>
+          <w:color w:val="1A1A1A"/>
+          <w:sz w:val="22"/>
+          <w:szCs w:val="21"/>
+        </w:rPr>
+        <w:t xml:space="preserve">. Max = </w:t>
       </w:r>
       <w:r>
         <w:rPr>
@@ -2778,26 +2816,7 @@
         <w:rPr>
           <w:rFonts w:ascii="Avenir Next" w:hAnsi="Avenir Next" w:cs="Avenir Next" w:eastAsia="Avenir Next"/>
           <w:color w:val="1A1A1A"/>
-          <w:sz w:val="21"/>
-          <w:szCs w:val="21"/>
-        </w:rPr>
-        <w:t xml:space="preserve">. Max = </w:t>
-      </w:r>
-      <w:r>
-        <w:rPr>
-          <w:rFonts w:ascii="Avenir Next" w:hAnsi="Avenir Next" w:cs="Avenir Next" w:eastAsia="Avenir Next"/>
-          <w:color w:val="1A1A1A"/>
-          <w:sz w:val="21"/>
-          <w:szCs w:val="21"/>
-          <w:u w:val="single"/>
-        </w:rPr>
-        <w:t xml:space="preserve">                </w:t>
-      </w:r>
-      <w:r>
-        <w:rPr>
-          <w:rFonts w:ascii="Avenir Next" w:hAnsi="Avenir Next" w:cs="Avenir Next" w:eastAsia="Avenir Next"/>
-          <w:color w:val="1A1A1A"/>
-          <w:sz w:val="21"/>
+          <w:sz w:val="22"/>
           <w:szCs w:val="21"/>
         </w:rPr>
         <w:t xml:space="preserve">.</w:t>
@@ -2809,7 +2828,7 @@
         <w:tabs>
           <w:tab w:val="left" w:pos="1300"/>
         </w:tabs>
-        <w:spacing w:before="0" w:after="24" w:line="272" w:lineRule="auto"/>
+        <w:spacing w:before="0" w:after="24" w:line="256" w:lineRule="auto"/>
         <w:ind w:left="1300" w:hanging="868"/>
       </w:pPr>
       <w:r>
@@ -2817,28 +2836,47 @@
           <w:rFonts w:ascii="Avenir Next" w:hAnsi="Avenir Next" w:cs="Avenir Next" w:eastAsia="Avenir Next"/>
           <w:b/>
           <w:color w:val="003A70"/>
+          <w:sz w:val="22"/>
+          <w:szCs w:val="18"/>
+        </w:rPr>
+        <w:t xml:space="preserve">Step 2</w:t>
+      </w:r>
+      <w:r>
+        <w:rPr>
+          <w:rFonts w:ascii="Avenir Next" w:hAnsi="Avenir Next" w:cs="Avenir Next" w:eastAsia="Avenir Next"/>
+          <w:color w:val="1A1A1A"/>
           <w:sz w:val="18"/>
           <w:szCs w:val="18"/>
         </w:rPr>
-        <w:t xml:space="preserve">Step 2</w:t>
-      </w:r>
-      <w:r>
-        <w:rPr>
-          <w:rFonts w:ascii="Avenir Next" w:hAnsi="Avenir Next" w:cs="Avenir Next" w:eastAsia="Avenir Next"/>
-          <w:color w:val="1A1A1A"/>
-          <w:sz w:val="18"/>
-          <w:szCs w:val="18"/>
-        </w:rPr>
         <w:tab/>
       </w:r>
       <w:r>
         <w:rPr>
           <w:rFonts w:ascii="Avenir Next" w:hAnsi="Avenir Next" w:cs="Avenir Next" w:eastAsia="Avenir Next"/>
           <w:color w:val="1A1A1A"/>
+          <w:sz w:val="22"/>
+          <w:szCs w:val="21"/>
+        </w:rPr>
+        <w:t xml:space="preserve">Q1 = </w:t>
+      </w:r>
+      <w:r>
+        <w:rPr>
+          <w:rFonts w:ascii="Avenir Next" w:hAnsi="Avenir Next" w:cs="Avenir Next" w:eastAsia="Avenir Next"/>
+          <w:color w:val="1A1A1A"/>
           <w:sz w:val="21"/>
           <w:szCs w:val="21"/>
-        </w:rPr>
-        <w:t xml:space="preserve">Q1 = </w:t>
+          <w:u w:val="single"/>
+        </w:rPr>
+        <w:t xml:space="preserve">                </w:t>
+      </w:r>
+      <w:r>
+        <w:rPr>
+          <w:rFonts w:ascii="Avenir Next" w:hAnsi="Avenir Next" w:cs="Avenir Next" w:eastAsia="Avenir Next"/>
+          <w:color w:val="1A1A1A"/>
+          <w:sz w:val="22"/>
+          <w:szCs w:val="21"/>
+        </w:rPr>
+        <w:t xml:space="preserve">. Q3 = </w:t>
       </w:r>
       <w:r>
         <w:rPr>
@@ -2854,26 +2892,7 @@
         <w:rPr>
           <w:rFonts w:ascii="Avenir Next" w:hAnsi="Avenir Next" w:cs="Avenir Next" w:eastAsia="Avenir Next"/>
           <w:color w:val="1A1A1A"/>
-          <w:sz w:val="21"/>
-          <w:szCs w:val="21"/>
-        </w:rPr>
-        <w:t xml:space="preserve">. Q3 = </w:t>
-      </w:r>
-      <w:r>
-        <w:rPr>
-          <w:rFonts w:ascii="Avenir Next" w:hAnsi="Avenir Next" w:cs="Avenir Next" w:eastAsia="Avenir Next"/>
-          <w:color w:val="1A1A1A"/>
-          <w:sz w:val="21"/>
-          <w:szCs w:val="21"/>
-          <w:u w:val="single"/>
-        </w:rPr>
-        <w:t xml:space="preserve">                </w:t>
-      </w:r>
-      <w:r>
-        <w:rPr>
-          <w:rFonts w:ascii="Avenir Next" w:hAnsi="Avenir Next" w:cs="Avenir Next" w:eastAsia="Avenir Next"/>
-          <w:color w:val="1A1A1A"/>
-          <w:sz w:val="21"/>
+          <w:sz w:val="22"/>
           <w:szCs w:val="21"/>
         </w:rPr>
         <w:t xml:space="preserve">.</w:t>
@@ -2885,7 +2904,7 @@
         <w:tabs>
           <w:tab w:val="left" w:pos="1300"/>
         </w:tabs>
-        <w:spacing w:before="0" w:after="24" w:line="272" w:lineRule="auto"/>
+        <w:spacing w:before="0" w:after="24" w:line="256" w:lineRule="auto"/>
         <w:ind w:left="1300" w:hanging="868"/>
       </w:pPr>
       <w:r>
@@ -2893,28 +2912,47 @@
           <w:rFonts w:ascii="Avenir Next" w:hAnsi="Avenir Next" w:cs="Avenir Next" w:eastAsia="Avenir Next"/>
           <w:b/>
           <w:color w:val="003A70"/>
+          <w:sz w:val="22"/>
+          <w:szCs w:val="18"/>
+        </w:rPr>
+        <w:t xml:space="preserve">Step 3</w:t>
+      </w:r>
+      <w:r>
+        <w:rPr>
+          <w:rFonts w:ascii="Avenir Next" w:hAnsi="Avenir Next" w:cs="Avenir Next" w:eastAsia="Avenir Next"/>
+          <w:color w:val="1A1A1A"/>
           <w:sz w:val="18"/>
           <w:szCs w:val="18"/>
         </w:rPr>
-        <w:t xml:space="preserve">Step 3</w:t>
-      </w:r>
-      <w:r>
-        <w:rPr>
-          <w:rFonts w:ascii="Avenir Next" w:hAnsi="Avenir Next" w:cs="Avenir Next" w:eastAsia="Avenir Next"/>
-          <w:color w:val="1A1A1A"/>
-          <w:sz w:val="18"/>
-          <w:szCs w:val="18"/>
-        </w:rPr>
         <w:tab/>
       </w:r>
       <w:r>
         <w:rPr>
           <w:rFonts w:ascii="Avenir Next" w:hAnsi="Avenir Next" w:cs="Avenir Next" w:eastAsia="Avenir Next"/>
           <w:color w:val="1A1A1A"/>
+          <w:sz w:val="22"/>
+          <w:szCs w:val="21"/>
+        </w:rPr>
+        <w:t xml:space="preserve">Range = </w:t>
+      </w:r>
+      <w:r>
+        <w:rPr>
+          <w:rFonts w:ascii="Avenir Next" w:hAnsi="Avenir Next" w:cs="Avenir Next" w:eastAsia="Avenir Next"/>
+          <w:color w:val="1A1A1A"/>
           <w:sz w:val="21"/>
           <w:szCs w:val="21"/>
-        </w:rPr>
-        <w:t xml:space="preserve">Range = </w:t>
+          <w:u w:val="single"/>
+        </w:rPr>
+        <w:t xml:space="preserve">                </w:t>
+      </w:r>
+      <w:r>
+        <w:rPr>
+          <w:rFonts w:ascii="Avenir Next" w:hAnsi="Avenir Next" w:cs="Avenir Next" w:eastAsia="Avenir Next"/>
+          <w:color w:val="1A1A1A"/>
+          <w:sz w:val="22"/>
+          <w:szCs w:val="21"/>
+        </w:rPr>
+        <w:t xml:space="preserve">. IQR = </w:t>
       </w:r>
       <w:r>
         <w:rPr>
@@ -2930,26 +2968,7 @@
         <w:rPr>
           <w:rFonts w:ascii="Avenir Next" w:hAnsi="Avenir Next" w:cs="Avenir Next" w:eastAsia="Avenir Next"/>
           <w:color w:val="1A1A1A"/>
-          <w:sz w:val="21"/>
-          <w:szCs w:val="21"/>
-        </w:rPr>
-        <w:t xml:space="preserve">. IQR = </w:t>
-      </w:r>
-      <w:r>
-        <w:rPr>
-          <w:rFonts w:ascii="Avenir Next" w:hAnsi="Avenir Next" w:cs="Avenir Next" w:eastAsia="Avenir Next"/>
-          <w:color w:val="1A1A1A"/>
-          <w:sz w:val="21"/>
-          <w:szCs w:val="21"/>
-          <w:u w:val="single"/>
-        </w:rPr>
-        <w:t xml:space="preserve">                </w:t>
-      </w:r>
-      <w:r>
-        <w:rPr>
-          <w:rFonts w:ascii="Avenir Next" w:hAnsi="Avenir Next" w:cs="Avenir Next" w:eastAsia="Avenir Next"/>
-          <w:color w:val="1A1A1A"/>
-          <w:sz w:val="21"/>
+          <w:sz w:val="22"/>
           <w:szCs w:val="21"/>
         </w:rPr>
         <w:t xml:space="preserve">.</w:t>
@@ -2962,6 +2981,7 @@
     </w:p>
     <w:p>
       <w:pPr>
+        <w:pStyle w:val="Heading2"/>
         <w:keepNext/>
         <w:pBdr>
           <w:bottom w:val="single" w:sz="8" w:space="3" w:color="003A70"/>
@@ -2977,7 +2997,7 @@
           <w:b/>
           <w:color w:val="003A70"/>
           <w:spacing w:val="14"/>
-          <w:sz w:val="19"/>
+          <w:sz w:val="22"/>
           <w:szCs w:val="19"/>
         </w:rPr>
         <w:t xml:space="preserve">YOUR TURN</w:t>
@@ -2996,7 +3016,7 @@
           <w:rFonts w:ascii="Avenir Next" w:hAnsi="Avenir Next" w:cs="Avenir Next" w:eastAsia="Avenir Next"/>
           <w:i/>
           <w:color w:val="5A5F66"/>
-          <w:sz w:val="17"/>
+          <w:sz w:val="22"/>
           <w:szCs w:val="17"/>
         </w:rPr>
         <w:t xml:space="preserve">use the steps on your own</w:t>
@@ -3046,7 +3066,7 @@
               <w:tabs>
                 <w:tab w:val="left" w:pos="432"/>
               </w:tabs>
-              <w:spacing w:before="90" w:after="40" w:line="268" w:lineRule="auto"/>
+              <w:spacing w:before="90" w:after="40" w:line="254" w:lineRule="auto"/>
               <w:ind w:left="432" w:hanging="432"/>
             </w:pPr>
             <w:r>
@@ -3119,7 +3139,7 @@
                     <w:tabs>
                       <w:tab w:val="left" w:pos="340"/>
                     </w:tabs>
-                    <w:spacing w:before="0" w:after="0" w:line="276" w:lineRule="auto"/>
+                    <w:spacing w:before="0" w:after="0" w:line="258" w:lineRule="auto"/>
                     <w:ind w:left="340" w:hanging="340"/>
                   </w:pPr>
                   <w:r>
@@ -3181,7 +3201,7 @@
                     <w:tabs>
                       <w:tab w:val="left" w:pos="340"/>
                     </w:tabs>
-                    <w:spacing w:before="0" w:after="0" w:line="276" w:lineRule="auto"/>
+                    <w:spacing w:before="0" w:after="0" w:line="258" w:lineRule="auto"/>
                     <w:ind w:left="340" w:hanging="340"/>
                   </w:pPr>
                   <w:r>
@@ -3249,7 +3269,7 @@
                     <w:tabs>
                       <w:tab w:val="left" w:pos="340"/>
                     </w:tabs>
-                    <w:spacing w:before="0" w:after="0" w:line="276" w:lineRule="auto"/>
+                    <w:spacing w:before="0" w:after="0" w:line="258" w:lineRule="auto"/>
                     <w:ind w:left="340" w:hanging="340"/>
                   </w:pPr>
                   <w:r>
@@ -3311,7 +3331,7 @@
                     <w:tabs>
                       <w:tab w:val="left" w:pos="340"/>
                     </w:tabs>
-                    <w:spacing w:before="0" w:after="0" w:line="276" w:lineRule="auto"/>
+                    <w:spacing w:before="0" w:after="0" w:line="258" w:lineRule="auto"/>
                     <w:ind w:left="340" w:hanging="340"/>
                   </w:pPr>
                   <w:r>
@@ -3380,6 +3400,7 @@
     </w:p>
     <w:p>
       <w:pPr>
+        <w:pStyle w:val="Heading2"/>
         <w:keepNext/>
         <w:pBdr>
           <w:bottom w:val="single" w:sz="8" w:space="3" w:color="003A70"/>
@@ -3395,7 +3416,7 @@
           <w:b/>
           <w:color w:val="003A70"/>
           <w:spacing w:val="14"/>
-          <w:sz w:val="19"/>
+          <w:sz w:val="22"/>
           <w:szCs w:val="19"/>
         </w:rPr>
         <w:t xml:space="preserve">READY CHECK</w:t>
@@ -3414,7 +3435,7 @@
           <w:rFonts w:ascii="Avenir Next" w:hAnsi="Avenir Next" w:cs="Avenir Next" w:eastAsia="Avenir Next"/>
           <w:i/>
           <w:color w:val="5A5F66"/>
-          <w:sz w:val="17"/>
+          <w:sz w:val="22"/>
           <w:szCs w:val="17"/>
         </w:rPr>
         <w:t xml:space="preserve">a problem like the one in today’s lesson</w:t>
@@ -3464,7 +3485,7 @@
               <w:tabs>
                 <w:tab w:val="left" w:pos="432"/>
               </w:tabs>
-              <w:spacing w:before="90" w:after="40" w:line="268" w:lineRule="auto"/>
+              <w:spacing w:before="90" w:after="40" w:line="254" w:lineRule="auto"/>
               <w:ind w:left="432" w:hanging="432"/>
             </w:pPr>
             <w:r>
@@ -3538,7 +3559,7 @@
                     <w:tabs>
                       <w:tab w:val="left" w:pos="340"/>
                     </w:tabs>
-                    <w:spacing w:before="0" w:after="0" w:line="264" w:lineRule="auto"/>
+                    <w:spacing w:before="0" w:after="0" w:line="252" w:lineRule="auto"/>
                     <w:ind w:left="340" w:hanging="340"/>
                   </w:pPr>
                   <w:r>
@@ -3546,7 +3567,7 @@
                       <w:rFonts w:ascii="Avenir Next" w:hAnsi="Avenir Next" w:cs="Avenir Next" w:eastAsia="Avenir Next"/>
                       <w:b/>
                       <w:color w:val="003A70"/>
-                      <w:sz w:val="21"/>
+                      <w:sz w:val="22"/>
                       <w:szCs w:val="21"/>
                     </w:rPr>
                     <w:t xml:space="preserve">A</w:t>
@@ -3564,7 +3585,7 @@
                     <w:rPr>
                       <w:rFonts w:ascii="Avenir Next" w:hAnsi="Avenir Next" w:cs="Avenir Next" w:eastAsia="Avenir Next"/>
                       <w:color w:val="1A1A1A"/>
-                      <w:sz w:val="21"/>
+                      <w:sz w:val="22"/>
                       <w:szCs w:val="21"/>
                     </w:rPr>
                     <w:t xml:space="preserve">51</w:t>
@@ -3581,7 +3602,7 @@
                     <w:tabs>
                       <w:tab w:val="left" w:pos="340"/>
                     </w:tabs>
-                    <w:spacing w:before="0" w:after="0" w:line="264" w:lineRule="auto"/>
+                    <w:spacing w:before="0" w:after="0" w:line="252" w:lineRule="auto"/>
                     <w:ind w:left="340" w:hanging="340"/>
                   </w:pPr>
                   <w:r>
@@ -3589,7 +3610,7 @@
                       <w:rFonts w:ascii="Avenir Next" w:hAnsi="Avenir Next" w:cs="Avenir Next" w:eastAsia="Avenir Next"/>
                       <w:b/>
                       <w:color w:val="003A70"/>
-                      <w:sz w:val="21"/>
+                      <w:sz w:val="22"/>
                       <w:szCs w:val="21"/>
                     </w:rPr>
                     <w:t xml:space="preserve">B</w:t>
@@ -3607,7 +3628,7 @@
                     <w:rPr>
                       <w:rFonts w:ascii="Avenir Next" w:hAnsi="Avenir Next" w:cs="Avenir Next" w:eastAsia="Avenir Next"/>
                       <w:color w:val="1A1A1A"/>
-                      <w:sz w:val="21"/>
+                      <w:sz w:val="22"/>
                       <w:szCs w:val="21"/>
                     </w:rPr>
                     <w:t xml:space="preserve">5</w:t>
@@ -3624,7 +3645,7 @@
                     <w:tabs>
                       <w:tab w:val="left" w:pos="340"/>
                     </w:tabs>
-                    <w:spacing w:before="0" w:after="0" w:line="264" w:lineRule="auto"/>
+                    <w:spacing w:before="0" w:after="0" w:line="252" w:lineRule="auto"/>
                     <w:ind w:left="340" w:hanging="340"/>
                   </w:pPr>
                   <w:r>
@@ -3632,7 +3653,7 @@
                       <w:rFonts w:ascii="Avenir Next" w:hAnsi="Avenir Next" w:cs="Avenir Next" w:eastAsia="Avenir Next"/>
                       <w:b/>
                       <w:color w:val="003A70"/>
-                      <w:sz w:val="21"/>
+                      <w:sz w:val="22"/>
                       <w:szCs w:val="21"/>
                     </w:rPr>
                     <w:t xml:space="preserve">C</w:t>
@@ -3650,7 +3671,7 @@
                     <w:rPr>
                       <w:rFonts w:ascii="Avenir Next" w:hAnsi="Avenir Next" w:cs="Avenir Next" w:eastAsia="Avenir Next"/>
                       <w:color w:val="1A1A1A"/>
-                      <w:sz w:val="21"/>
+                      <w:sz w:val="22"/>
                       <w:szCs w:val="21"/>
                     </w:rPr>
                     <w:t xml:space="preserve">3</w:t>
@@ -3667,7 +3688,7 @@
                     <w:tabs>
                       <w:tab w:val="left" w:pos="340"/>
                     </w:tabs>
-                    <w:spacing w:before="0" w:after="0" w:line="264" w:lineRule="auto"/>
+                    <w:spacing w:before="0" w:after="0" w:line="252" w:lineRule="auto"/>
                     <w:ind w:left="340" w:hanging="340"/>
                   </w:pPr>
                   <w:r>
@@ -3675,7 +3696,7 @@
                       <w:rFonts w:ascii="Avenir Next" w:hAnsi="Avenir Next" w:cs="Avenir Next" w:eastAsia="Avenir Next"/>
                       <w:b/>
                       <w:color w:val="003A70"/>
-                      <w:sz w:val="21"/>
+                      <w:sz w:val="22"/>
                       <w:szCs w:val="21"/>
                     </w:rPr>
                     <w:t xml:space="preserve">D</w:t>
@@ -3693,7 +3714,7 @@
                     <w:rPr>
                       <w:rFonts w:ascii="Avenir Next" w:hAnsi="Avenir Next" w:cs="Avenir Next" w:eastAsia="Avenir Next"/>
                       <w:color w:val="1A1A1A"/>
-                      <w:sz w:val="21"/>
+                      <w:sz w:val="22"/>
                       <w:szCs w:val="21"/>
                     </w:rPr>
                     <w:t xml:space="preserve">16</w:t>
@@ -3742,19 +3763,42 @@
         <w:tblLook w:val="0000" w:firstRow="0" w:lastRow="0" w:firstColumn="0" w:lastColumn="0" w:noHBand="1" w:noVBand="1"/>
       </w:tblPr>
       <w:tblGrid>
-        <w:gridCol w:w="2000"/>
-        <w:gridCol w:w="2300"/>
-        <w:gridCol w:w="2100"/>
-        <w:gridCol w:w="3104"/>
+        <w:gridCol w:w="1750"/>
+        <w:gridCol w:w="2500"/>
+        <w:gridCol w:w="2200"/>
+        <w:gridCol w:w="3054"/>
       </w:tblGrid>
       <w:tr>
         <w:trPr>
           <w:cantSplit/>
-          <w:trHeight w:val="320" w:hRule="atLeast"/>
+          <w:trHeight w:val="300" w:hRule="atLeast"/>
         </w:trPr>
         <w:tc>
           <w:tcPr>
-            <w:tcW w:w="2000" w:type="dxa"/>
+            <w:tcW w:w="1750" w:type="dxa"/>
+            <w:vAlign w:val="center"/>
+          </w:tcPr>
+          <w:p>
+            <w:pPr>
+              <w:pStyle w:val="Heading2"/>
+              <w:spacing w:before="0" w:after="0" w:line="240" w:lineRule="auto"/>
+            </w:pPr>
+            <w:r>
+              <w:rPr>
+                <w:rFonts w:ascii="Avenir Next" w:hAnsi="Avenir Next" w:cs="Avenir Next" w:eastAsia="Avenir Next"/>
+                <w:b/>
+                <w:color w:val="003A70"/>
+                <w:spacing w:val="12"/>
+                <w:sz w:val="15"/>
+                <w:szCs w:val="15"/>
+              </w:rPr>
+              <w:t xml:space="preserve">CHECK YOURSELF</w:t>
+            </w:r>
+          </w:p>
+        </w:tc>
+        <w:tc>
+          <w:tcPr>
+            <w:tcW w:w="2500" w:type="dxa"/>
             <w:vAlign w:val="center"/>
           </w:tcPr>
           <w:p>
@@ -3763,20 +3807,27 @@
             </w:pPr>
             <w:r>
               <w:rPr>
-                <w:rFonts w:ascii="Avenir Next" w:hAnsi="Avenir Next" w:cs="Avenir Next" w:eastAsia="Avenir Next"/>
-                <w:b/>
-                <w:color w:val="003A70"/>
-                <w:spacing w:val="12"/>
-                <w:sz w:val="15"/>
-                <w:szCs w:val="15"/>
-              </w:rPr>
-              <w:t xml:space="preserve">CHECK YOURSELF</w:t>
+                <w:rFonts w:ascii="Arial" w:hAnsi="Arial" w:cs="Arial" w:eastAsia="Arial"/>
+                <w:color w:val="1A1A1A"/>
+                <w:sz w:val="20"/>
+                <w:szCs w:val="20"/>
+              </w:rPr>
+              <w:t xml:space="preserve">□</w:t>
+            </w:r>
+            <w:r>
+              <w:rPr>
+                <w:rFonts w:ascii="Avenir Next" w:hAnsi="Avenir Next" w:cs="Avenir Next" w:eastAsia="Avenir Next"/>
+                <w:color w:val="1A1A1A"/>
+                <w:sz w:val="17"/>
+                <w:szCs w:val="17"/>
+              </w:rPr>
+              <w:t xml:space="preserve">  I can do this on my own</w:t>
             </w:r>
           </w:p>
         </w:tc>
         <w:tc>
           <w:tcPr>
-            <w:tcW w:w="2300" w:type="dxa"/>
+            <w:tcW w:w="2200" w:type="dxa"/>
             <w:vAlign w:val="center"/>
           </w:tcPr>
           <w:p>
@@ -3787,8 +3838,8 @@
               <w:rPr>
                 <w:rFonts w:ascii="Arial" w:hAnsi="Arial" w:cs="Arial" w:eastAsia="Arial"/>
                 <w:color w:val="1A1A1A"/>
-                <w:sz w:val="24"/>
-                <w:szCs w:val="24"/>
+                <w:sz w:val="20"/>
+                <w:szCs w:val="20"/>
               </w:rPr>
               <w:t xml:space="preserve">□</w:t>
             </w:r>
@@ -3799,13 +3850,13 @@
                 <w:sz w:val="17"/>
                 <w:szCs w:val="17"/>
               </w:rPr>
-              <w:t xml:space="preserve">  I can do this on my own</w:t>
+              <w:t xml:space="preserve">  I need a little help</w:t>
             </w:r>
           </w:p>
         </w:tc>
         <w:tc>
           <w:tcPr>
-            <w:tcW w:w="2100" w:type="dxa"/>
+            <w:tcW w:w="3054" w:type="dxa"/>
             <w:vAlign w:val="center"/>
           </w:tcPr>
           <w:p>
@@ -3816,37 +3867,8 @@
               <w:rPr>
                 <w:rFonts w:ascii="Arial" w:hAnsi="Arial" w:cs="Arial" w:eastAsia="Arial"/>
                 <w:color w:val="1A1A1A"/>
-                <w:sz w:val="24"/>
-                <w:szCs w:val="24"/>
-              </w:rPr>
-              <w:t xml:space="preserve">□</w:t>
-            </w:r>
-            <w:r>
-              <w:rPr>
-                <w:rFonts w:ascii="Avenir Next" w:hAnsi="Avenir Next" w:cs="Avenir Next" w:eastAsia="Avenir Next"/>
-                <w:color w:val="1A1A1A"/>
-                <w:sz w:val="17"/>
-                <w:szCs w:val="17"/>
-              </w:rPr>
-              <w:t xml:space="preserve">  I need a little help</w:t>
-            </w:r>
-          </w:p>
-        </w:tc>
-        <w:tc>
-          <w:tcPr>
-            <w:tcW w:w="3104" w:type="dxa"/>
-            <w:vAlign w:val="center"/>
-          </w:tcPr>
-          <w:p>
-            <w:pPr>
-              <w:spacing w:before="0" w:after="0" w:line="240" w:lineRule="auto"/>
-            </w:pPr>
-            <w:r>
-              <w:rPr>
-                <w:rFonts w:ascii="Arial" w:hAnsi="Arial" w:cs="Arial" w:eastAsia="Arial"/>
-                <w:color w:val="1A1A1A"/>
-                <w:sz w:val="24"/>
-                <w:szCs w:val="24"/>
+                <w:sz w:val="20"/>
+                <w:szCs w:val="20"/>
               </w:rPr>
               <w:t xml:space="preserve">□</w:t>
             </w:r>
@@ -3881,7 +3903,7 @@
     <w:sectPr>
       <w:footerReference w:type="default" r:id="rIdFooter1"/>
       <w:pgSz w:w="12240" w:h="15840"/>
-      <w:pgMar w:top="893" w:right="1224" w:bottom="835" w:left="1512" w:header="432" w:footer="432" w:gutter="0"/>
+      <w:pgMar w:top="780" w:right="1224" w:bottom="760" w:left="1512" w:header="432" w:footer="432" w:gutter="0"/>
       <w:cols w:space="720"/>
     </w:sectPr>
   </w:body>
@@ -3961,7 +3983,106 @@
               <w:sz w:val="15"/>
               <w:szCs w:val="15"/>
             </w:rPr>
-            <w:t xml:space="preserve">Lesson 2-5  ·  Session 1  ·  Prerequisite Practice B</w:t>
+            <w:t xml:space="preserve">2-5 · Page </w:t>
+          </w:r>
+          <w:r>
+            <w:rPr>
+              <w:rFonts w:ascii="Avenir Next" w:hAnsi="Avenir Next" w:cs="Avenir Next" w:eastAsia="Avenir Next"/>
+              <w:color w:val="5A5F66"/>
+              <w:sz w:val="15"/>
+              <w:szCs w:val="15"/>
+            </w:rPr>
+            <w:fldChar w:fldCharType="begin"/>
+          </w:r>
+          <w:r>
+            <w:rPr>
+              <w:rFonts w:ascii="Avenir Next" w:hAnsi="Avenir Next" w:cs="Avenir Next" w:eastAsia="Avenir Next"/>
+              <w:color w:val="5A5F66"/>
+              <w:sz w:val="15"/>
+              <w:szCs w:val="15"/>
+            </w:rPr>
+            <w:instrText xml:space="preserve"> PAGE </w:instrText>
+          </w:r>
+          <w:r>
+            <w:rPr>
+              <w:rFonts w:ascii="Avenir Next" w:hAnsi="Avenir Next" w:cs="Avenir Next" w:eastAsia="Avenir Next"/>
+              <w:color w:val="5A5F66"/>
+              <w:sz w:val="15"/>
+              <w:szCs w:val="15"/>
+            </w:rPr>
+            <w:fldChar w:fldCharType="separate"/>
+          </w:r>
+          <w:r>
+            <w:rPr>
+              <w:rFonts w:ascii="Avenir Next" w:hAnsi="Avenir Next" w:cs="Avenir Next" w:eastAsia="Avenir Next"/>
+              <w:color w:val="5A5F66"/>
+              <w:sz w:val="15"/>
+              <w:szCs w:val="15"/>
+            </w:rPr>
+            <w:t xml:space="preserve">1</w:t>
+          </w:r>
+          <w:r>
+            <w:rPr>
+              <w:rFonts w:ascii="Avenir Next" w:hAnsi="Avenir Next" w:cs="Avenir Next" w:eastAsia="Avenir Next"/>
+              <w:color w:val="5A5F66"/>
+              <w:sz w:val="15"/>
+              <w:szCs w:val="15"/>
+            </w:rPr>
+            <w:fldChar w:fldCharType="end"/>
+          </w:r>
+          <w:r>
+            <w:rPr>
+              <w:rFonts w:ascii="Avenir Next" w:hAnsi="Avenir Next" w:cs="Avenir Next" w:eastAsia="Avenir Next"/>
+              <w:color w:val="5A5F66"/>
+              <w:sz w:val="15"/>
+              <w:szCs w:val="15"/>
+            </w:rPr>
+            <w:t xml:space="preserve"> of </w:t>
+          </w:r>
+          <w:r>
+            <w:rPr>
+              <w:rFonts w:ascii="Avenir Next" w:hAnsi="Avenir Next" w:cs="Avenir Next" w:eastAsia="Avenir Next"/>
+              <w:color w:val="5A5F66"/>
+              <w:sz w:val="15"/>
+              <w:szCs w:val="15"/>
+            </w:rPr>
+            <w:fldChar w:fldCharType="begin"/>
+          </w:r>
+          <w:r>
+            <w:rPr>
+              <w:rFonts w:ascii="Avenir Next" w:hAnsi="Avenir Next" w:cs="Avenir Next" w:eastAsia="Avenir Next"/>
+              <w:color w:val="5A5F66"/>
+              <w:sz w:val="15"/>
+              <w:szCs w:val="15"/>
+            </w:rPr>
+            <w:instrText xml:space="preserve"> NUMPAGES </w:instrText>
+          </w:r>
+          <w:r>
+            <w:rPr>
+              <w:rFonts w:ascii="Avenir Next" w:hAnsi="Avenir Next" w:cs="Avenir Next" w:eastAsia="Avenir Next"/>
+              <w:color w:val="5A5F66"/>
+              <w:sz w:val="15"/>
+              <w:szCs w:val="15"/>
+            </w:rPr>
+            <w:fldChar w:fldCharType="separate"/>
+          </w:r>
+          <w:r>
+            <w:rPr>
+              <w:rFonts w:ascii="Avenir Next" w:hAnsi="Avenir Next" w:cs="Avenir Next" w:eastAsia="Avenir Next"/>
+              <w:color w:val="5A5F66"/>
+              <w:sz w:val="15"/>
+              <w:szCs w:val="15"/>
+            </w:rPr>
+            <w:t xml:space="preserve">1</w:t>
+          </w:r>
+          <w:r>
+            <w:rPr>
+              <w:rFonts w:ascii="Avenir Next" w:hAnsi="Avenir Next" w:cs="Avenir Next" w:eastAsia="Avenir Next"/>
+              <w:color w:val="5A5F66"/>
+              <w:sz w:val="15"/>
+              <w:szCs w:val="15"/>
+            </w:rPr>
+            <w:fldChar w:fldCharType="end"/>
           </w:r>
         </w:p>
       </w:tc>
@@ -4004,5 +4125,23 @@
       </w:tblCellMar>
     </w:tblPr>
   </w:style>
+  <w:style w:type="paragraph" w:styleId="Heading1">
+    <w:name w:val="heading 1"/>
+    <w:basedOn w:val="Normal"/>
+    <w:pPr>
+      <w:outlineLvl w:val="0"/>
+      <w:keepNext w:val="0"/>
+      <w:keepLines w:val="0"/>
+    </w:pPr>
+  </w:style>
+  <w:style w:type="paragraph" w:styleId="Heading2">
+    <w:name w:val="heading 2"/>
+    <w:basedOn w:val="Normal"/>
+    <w:pPr>
+      <w:outlineLvl w:val="1"/>
+      <w:keepNext w:val="0"/>
+      <w:keepLines w:val="0"/>
+    </w:pPr>
+  </w:style>
 </w:styles>
 </file>